--- a/3_Documentazione/Documentazione SlimeAndGuns.docx
+++ b/3_Documentazione/Documentazione SlimeAndGuns.docx
@@ -4148,7 +4148,15 @@
     <w:p/>
     <w:p>
       <w:r>
-        <w:t xml:space="preserve">Il contesto di utilizzo pensato sarebbe quello di svago e videogioco rouge like, che dovrà funzionare su pc utilizzando comandi di base, ma anche raggiungerà scenari di utilizzo con controller (Xbox, ecc...). </w:t>
+        <w:t xml:space="preserve">Il contesto di utilizzo pensato sarebbe quello di svago e videogioco rouge like, che dovrà funzionare su pc utilizzando comandi di base, ma anche raggiungerà scenari di utilizzo con controller (Xbox, </w:t>
+      </w:r>
+      <w:proofErr w:type="gramStart"/>
+      <w:r>
+        <w:t>ecc...</w:t>
+      </w:r>
+      <w:proofErr w:type="gramEnd"/>
+      <w:r>
+        <w:t xml:space="preserve">). </w:t>
       </w:r>
     </w:p>
     <w:p/>
@@ -9200,59 +9208,692 @@
       <w:bookmarkEnd w:id="25"/>
     </w:p>
     <w:p>
-      <w:r>
-        <w:t>In questo capitolo dovrà essere mostrato come è stato realizzato il lavoro. Questa parte può differenziarsi dalla progettazione in quanto il risultato ottenuto non per forza può essere come era stato progettato.</w:t>
-      </w:r>
-    </w:p>
-    <w:p>
-      <w:r>
-        <w:t xml:space="preserve">Sulla base di queste informazioni il lavoro svolto dovrà essere riproducibile. </w:t>
-      </w:r>
-    </w:p>
-    <w:p>
-      <w:r>
-        <w:t>In questa parte è richiesto l’inserimento di codice sorgente</w:t>
-      </w:r>
-      <w:r>
-        <w:t xml:space="preserve"> - </w:t>
-      </w:r>
-      <w:r>
-        <w:t>P</w:t>
-      </w:r>
-      <w:r>
-        <w:t xml:space="preserve">rint </w:t>
-      </w:r>
-      <w:r>
-        <w:t>S</w:t>
-      </w:r>
-      <w:r>
-        <w:t xml:space="preserve">creen </w:t>
-      </w:r>
-      <w:r>
-        <w:t xml:space="preserve">- </w:t>
-      </w:r>
-      <w:r>
-        <w:t>di maschere solamente per quei passaggi particolarmente significativi e/o critici.</w:t>
-      </w:r>
-    </w:p>
-    <w:p>
-      <w:r>
-        <w:t>Inoltre,</w:t>
-      </w:r>
-      <w:r>
-        <w:t xml:space="preserve"> dovranno essere descritte eventuali varianti di soluzione o scelte di prodotti con motivazione delle scelte.</w:t>
-      </w:r>
-    </w:p>
-    <w:p>
-      <w:r>
-        <w:t>Non deve apparire nessuna forma di guida d’uso di librerie o di componenti utilizzati. Eventualmente questa va allegata.</w:t>
-      </w:r>
-    </w:p>
-    <w:p>
-      <w:r>
-        <w:t>Per eventuali dettagli si possono inserire riferimenti ai diari.</w:t>
-      </w:r>
-    </w:p>
+      <w:pPr>
+        <w:pStyle w:val="Titolo2"/>
+      </w:pPr>
+      <w:r>
+        <w:t>Gestione pistola e spari</w:t>
+      </w:r>
+    </w:p>
+    <w:p>
+      <w:pPr>
+        <w:rPr>
+          <w:lang w:val="it-IT"/>
+        </w:rPr>
+      </w:pPr>
+      <w:r>
+        <w:rPr>
+          <w:lang w:val="it-IT"/>
+        </w:rPr>
+        <w:t>Il movimento eseguito dal giocatore viene impostato nella funzione Update nello script del Game Object della pistola</w:t>
+      </w:r>
+    </w:p>
+    <w:p>
+      <w:pPr>
+        <w:rPr>
+          <w:lang w:val="it-IT"/>
+        </w:rPr>
+      </w:pPr>
+      <w:r>
+        <w:rPr>
+          <w:lang w:val="it-IT"/>
+        </w:rPr>
+        <w:t>Per il movimento della pistola viene utilizzato il mouse come mirino, esso definisce la direzione</w:t>
+      </w:r>
+      <w:r>
+        <w:rPr>
+          <w:lang w:val="it-IT"/>
+        </w:rPr>
+        <w:t>.</w:t>
+      </w:r>
+    </w:p>
+    <w:p>
+      <w:pPr>
+        <w:rPr>
+          <w:lang w:val="it-IT"/>
+        </w:rPr>
+      </w:pPr>
+      <w:r>
+        <w:rPr>
+          <w:lang w:val="it-IT"/>
+        </w:rPr>
+        <w:drawing>
+          <wp:anchor distT="0" distB="0" distL="114300" distR="114300" simplePos="0" relativeHeight="251661312" behindDoc="0" locked="0" layoutInCell="1" allowOverlap="1" wp14:anchorId="5C69A18C" wp14:editId="3C90FFE0">
+            <wp:simplePos x="0" y="0"/>
+            <wp:positionH relativeFrom="margin">
+              <wp:align>left</wp:align>
+            </wp:positionH>
+            <wp:positionV relativeFrom="paragraph">
+              <wp:posOffset>66675</wp:posOffset>
+            </wp:positionV>
+            <wp:extent cx="5238750" cy="3310255"/>
+            <wp:effectExtent l="0" t="0" r="0" b="4445"/>
+            <wp:wrapThrough wrapText="bothSides">
+              <wp:wrapPolygon edited="0">
+                <wp:start x="0" y="0"/>
+                <wp:lineTo x="0" y="21505"/>
+                <wp:lineTo x="21521" y="21505"/>
+                <wp:lineTo x="21521" y="0"/>
+                <wp:lineTo x="0" y="0"/>
+              </wp:wrapPolygon>
+            </wp:wrapThrough>
+            <wp:docPr id="8" name="Immagine 8"/>
+            <wp:cNvGraphicFramePr>
+              <a:graphicFrameLocks xmlns:a="http://schemas.openxmlformats.org/drawingml/2006/main" noChangeAspect="1"/>
+            </wp:cNvGraphicFramePr>
+            <a:graphic xmlns:a="http://schemas.openxmlformats.org/drawingml/2006/main">
+              <a:graphicData uri="http://schemas.openxmlformats.org/drawingml/2006/picture">
+                <pic:pic xmlns:pic="http://schemas.openxmlformats.org/drawingml/2006/picture">
+                  <pic:nvPicPr>
+                    <pic:cNvPr id="1" name=""/>
+                    <pic:cNvPicPr/>
+                  </pic:nvPicPr>
+                  <pic:blipFill rotWithShape="1">
+                    <a:blip r:embed="rId14">
+                      <a:extLst>
+                        <a:ext uri="{28A0092B-C50C-407E-A947-70E740481C1C}">
+                          <a14:useLocalDpi xmlns:a14="http://schemas.microsoft.com/office/drawing/2010/main" val="0"/>
+                        </a:ext>
+                      </a:extLst>
+                    </a:blip>
+                    <a:srcRect r="3701" b="45007"/>
+                    <a:stretch/>
+                  </pic:blipFill>
+                  <pic:spPr bwMode="auto">
+                    <a:xfrm>
+                      <a:off x="0" y="0"/>
+                      <a:ext cx="5238750" cy="3310255"/>
+                    </a:xfrm>
+                    <a:prstGeom prst="rect">
+                      <a:avLst/>
+                    </a:prstGeom>
+                    <a:ln>
+                      <a:noFill/>
+                    </a:ln>
+                    <a:extLst>
+                      <a:ext uri="{53640926-AAD7-44D8-BBD7-CCE9431645EC}">
+                        <a14:shadowObscured xmlns:a14="http://schemas.microsoft.com/office/drawing/2010/main"/>
+                      </a:ext>
+                    </a:extLst>
+                  </pic:spPr>
+                </pic:pic>
+              </a:graphicData>
+            </a:graphic>
+            <wp14:sizeRelH relativeFrom="margin">
+              <wp14:pctWidth>0</wp14:pctWidth>
+            </wp14:sizeRelH>
+            <wp14:sizeRelV relativeFrom="margin">
+              <wp14:pctHeight>0</wp14:pctHeight>
+            </wp14:sizeRelV>
+          </wp:anchor>
+        </w:drawing>
+      </w:r>
+    </w:p>
+    <w:p>
+      <w:pPr>
+        <w:rPr>
+          <w:lang w:val="it-IT"/>
+        </w:rPr>
+      </w:pPr>
+    </w:p>
+    <w:p>
+      <w:pPr>
+        <w:rPr>
+          <w:lang w:val="it-IT"/>
+        </w:rPr>
+      </w:pPr>
+    </w:p>
+    <w:p>
+      <w:pPr>
+        <w:rPr>
+          <w:lang w:val="it-IT"/>
+        </w:rPr>
+      </w:pPr>
+    </w:p>
+    <w:p>
+      <w:pPr>
+        <w:rPr>
+          <w:lang w:val="it-IT"/>
+        </w:rPr>
+      </w:pPr>
+    </w:p>
+    <w:p>
+      <w:pPr>
+        <w:rPr>
+          <w:lang w:val="it-IT"/>
+        </w:rPr>
+      </w:pPr>
+    </w:p>
+    <w:p>
+      <w:pPr>
+        <w:rPr>
+          <w:lang w:val="it-IT"/>
+        </w:rPr>
+      </w:pPr>
+    </w:p>
+    <w:p>
+      <w:pPr>
+        <w:rPr>
+          <w:lang w:val="it-IT"/>
+        </w:rPr>
+      </w:pPr>
+    </w:p>
+    <w:p>
+      <w:pPr>
+        <w:rPr>
+          <w:lang w:val="it-IT"/>
+        </w:rPr>
+      </w:pPr>
+    </w:p>
+    <w:p>
+      <w:pPr>
+        <w:rPr>
+          <w:lang w:val="it-IT"/>
+        </w:rPr>
+      </w:pPr>
+    </w:p>
+    <w:p>
+      <w:pPr>
+        <w:rPr>
+          <w:lang w:val="it-IT"/>
+        </w:rPr>
+      </w:pPr>
+    </w:p>
+    <w:p>
+      <w:pPr>
+        <w:rPr>
+          <w:lang w:val="it-IT"/>
+        </w:rPr>
+      </w:pPr>
+    </w:p>
+    <w:p>
+      <w:pPr>
+        <w:rPr>
+          <w:lang w:val="it-IT"/>
+        </w:rPr>
+      </w:pPr>
+    </w:p>
+    <w:p>
+      <w:pPr>
+        <w:rPr>
+          <w:lang w:val="it-IT"/>
+        </w:rPr>
+      </w:pPr>
+    </w:p>
+    <w:p>
+      <w:pPr>
+        <w:rPr>
+          <w:lang w:val="it-IT"/>
+        </w:rPr>
+      </w:pPr>
+    </w:p>
+    <w:p>
+      <w:pPr>
+        <w:rPr>
+          <w:lang w:val="it-IT"/>
+        </w:rPr>
+      </w:pPr>
+    </w:p>
+    <w:p>
+      <w:pPr>
+        <w:rPr>
+          <w:lang w:val="it-IT"/>
+        </w:rPr>
+      </w:pPr>
+    </w:p>
+    <w:p>
+      <w:pPr>
+        <w:rPr>
+          <w:lang w:val="it-IT"/>
+        </w:rPr>
+      </w:pPr>
+    </w:p>
+    <w:p>
+      <w:pPr>
+        <w:rPr>
+          <w:lang w:val="it-IT"/>
+        </w:rPr>
+      </w:pPr>
+    </w:p>
+    <w:p>
+      <w:pPr>
+        <w:rPr>
+          <w:lang w:val="it-IT"/>
+        </w:rPr>
+      </w:pPr>
+    </w:p>
+    <w:p>
+      <w:pPr>
+        <w:rPr>
+          <w:lang w:val="it-IT"/>
+        </w:rPr>
+      </w:pPr>
+    </w:p>
+    <w:p>
+      <w:pPr>
+        <w:rPr>
+          <w:lang w:val="it-IT"/>
+        </w:rPr>
+      </w:pPr>
+    </w:p>
+    <w:p>
+      <w:pPr>
+        <w:rPr>
+          <w:lang w:val="it-IT"/>
+        </w:rPr>
+      </w:pPr>
+    </w:p>
+    <w:p>
+      <w:pPr>
+        <w:rPr>
+          <w:lang w:val="it-IT"/>
+        </w:rPr>
+      </w:pPr>
+    </w:p>
+    <w:p>
+      <w:pPr>
+        <w:rPr>
+          <w:lang w:val="it-IT"/>
+        </w:rPr>
+      </w:pPr>
+      <w:r>
+        <w:rPr>
+          <w:lang w:val="it-IT"/>
+        </w:rPr>
+        <w:t>Poi viene definita la rotazione della Sprite della pistola (sennò la rotazione non funziona correttamente).</w:t>
+      </w:r>
+    </w:p>
+    <w:p/>
+    <w:p>
+      <w:r>
+        <w:drawing>
+          <wp:inline distT="0" distB="0" distL="0" distR="0" wp14:anchorId="689D85F0" wp14:editId="6F852848">
+            <wp:extent cx="4733925" cy="2698706"/>
+            <wp:effectExtent l="0" t="0" r="0" b="6985"/>
+            <wp:docPr id="9" name="Immagine 9"/>
+            <wp:cNvGraphicFramePr>
+              <a:graphicFrameLocks xmlns:a="http://schemas.openxmlformats.org/drawingml/2006/main" noChangeAspect="1"/>
+            </wp:cNvGraphicFramePr>
+            <a:graphic xmlns:a="http://schemas.openxmlformats.org/drawingml/2006/main">
+              <a:graphicData uri="http://schemas.openxmlformats.org/drawingml/2006/picture">
+                <pic:pic xmlns:pic="http://schemas.openxmlformats.org/drawingml/2006/picture">
+                  <pic:nvPicPr>
+                    <pic:cNvPr id="1" name=""/>
+                    <pic:cNvPicPr/>
+                  </pic:nvPicPr>
+                  <pic:blipFill rotWithShape="1">
+                    <a:blip r:embed="rId15"/>
+                    <a:srcRect r="13312"/>
+                    <a:stretch/>
+                  </pic:blipFill>
+                  <pic:spPr bwMode="auto">
+                    <a:xfrm>
+                      <a:off x="0" y="0"/>
+                      <a:ext cx="4743119" cy="2703947"/>
+                    </a:xfrm>
+                    <a:prstGeom prst="rect">
+                      <a:avLst/>
+                    </a:prstGeom>
+                    <a:ln>
+                      <a:noFill/>
+                    </a:ln>
+                    <a:extLst>
+                      <a:ext uri="{53640926-AAD7-44D8-BBD7-CCE9431645EC}">
+                        <a14:shadowObscured xmlns:a14="http://schemas.microsoft.com/office/drawing/2010/main"/>
+                      </a:ext>
+                    </a:extLst>
+                  </pic:spPr>
+                </pic:pic>
+              </a:graphicData>
+            </a:graphic>
+          </wp:inline>
+        </w:drawing>
+      </w:r>
+    </w:p>
+    <w:p/>
+    <w:p>
+      <w:r>
+        <w:t>Infine viene istanziato il proiettile nel Game Object vuoto (posizionato alla fine della pistola), e fatto aspettare un piccolo periodo di tempo per poter risparare.</w:t>
+      </w:r>
+    </w:p>
+    <w:p/>
+    <w:p/>
+    <w:p/>
+    <w:p>
+      <w:r>
+        <w:t xml:space="preserve">Invece per il movimento del proiettile viene definito nello script all’interno del Game Object </w:t>
+      </w:r>
+      <w:proofErr w:type="spellStart"/>
+      <w:r>
+        <w:t>prefab</w:t>
+      </w:r>
+      <w:proofErr w:type="spellEnd"/>
+      <w:r>
+        <w:t xml:space="preserve"> (istanziato al click con il mouse).</w:t>
+      </w:r>
+    </w:p>
+    <w:p/>
+    <w:p>
+      <w:r>
+        <w:t>Iniziando dal trovare la posizione del mouse, ed utilizzarla per trovare la direzione in qui bisogna sparare, dopodiché viene definita la velocità del proiettile (speed = 10).</w:t>
+      </w:r>
+    </w:p>
+    <w:p/>
+    <w:p>
+      <w:r>
+        <w:drawing>
+          <wp:anchor distT="0" distB="0" distL="114300" distR="114300" simplePos="0" relativeHeight="251662336" behindDoc="0" locked="0" layoutInCell="1" allowOverlap="1" wp14:anchorId="463118EB" wp14:editId="71CDA72F">
+            <wp:simplePos x="0" y="0"/>
+            <wp:positionH relativeFrom="margin">
+              <wp:align>left</wp:align>
+            </wp:positionH>
+            <wp:positionV relativeFrom="paragraph">
+              <wp:posOffset>6985</wp:posOffset>
+            </wp:positionV>
+            <wp:extent cx="4651375" cy="3362325"/>
+            <wp:effectExtent l="0" t="0" r="0" b="9525"/>
+            <wp:wrapThrough wrapText="bothSides">
+              <wp:wrapPolygon edited="0">
+                <wp:start x="0" y="0"/>
+                <wp:lineTo x="0" y="21539"/>
+                <wp:lineTo x="21497" y="21539"/>
+                <wp:lineTo x="21497" y="0"/>
+                <wp:lineTo x="0" y="0"/>
+              </wp:wrapPolygon>
+            </wp:wrapThrough>
+            <wp:docPr id="11" name="Immagine 11"/>
+            <wp:cNvGraphicFramePr>
+              <a:graphicFrameLocks xmlns:a="http://schemas.openxmlformats.org/drawingml/2006/main" noChangeAspect="1"/>
+            </wp:cNvGraphicFramePr>
+            <a:graphic xmlns:a="http://schemas.openxmlformats.org/drawingml/2006/main">
+              <a:graphicData uri="http://schemas.openxmlformats.org/drawingml/2006/picture">
+                <pic:pic xmlns:pic="http://schemas.openxmlformats.org/drawingml/2006/picture">
+                  <pic:nvPicPr>
+                    <pic:cNvPr id="1" name=""/>
+                    <pic:cNvPicPr/>
+                  </pic:nvPicPr>
+                  <pic:blipFill rotWithShape="1">
+                    <a:blip r:embed="rId16">
+                      <a:extLst>
+                        <a:ext uri="{28A0092B-C50C-407E-A947-70E740481C1C}">
+                          <a14:useLocalDpi xmlns:a14="http://schemas.microsoft.com/office/drawing/2010/main" val="0"/>
+                        </a:ext>
+                      </a:extLst>
+                    </a:blip>
+                    <a:srcRect r="2988"/>
+                    <a:stretch/>
+                  </pic:blipFill>
+                  <pic:spPr bwMode="auto">
+                    <a:xfrm>
+                      <a:off x="0" y="0"/>
+                      <a:ext cx="4661303" cy="3369880"/>
+                    </a:xfrm>
+                    <a:prstGeom prst="rect">
+                      <a:avLst/>
+                    </a:prstGeom>
+                    <a:ln>
+                      <a:noFill/>
+                    </a:ln>
+                    <a:extLst>
+                      <a:ext uri="{53640926-AAD7-44D8-BBD7-CCE9431645EC}">
+                        <a14:shadowObscured xmlns:a14="http://schemas.microsoft.com/office/drawing/2010/main"/>
+                      </a:ext>
+                    </a:extLst>
+                  </pic:spPr>
+                </pic:pic>
+              </a:graphicData>
+            </a:graphic>
+            <wp14:sizeRelH relativeFrom="margin">
+              <wp14:pctWidth>0</wp14:pctWidth>
+            </wp14:sizeRelH>
+            <wp14:sizeRelV relativeFrom="margin">
+              <wp14:pctHeight>0</wp14:pctHeight>
+            </wp14:sizeRelV>
+          </wp:anchor>
+        </w:drawing>
+      </w:r>
+    </w:p>
+    <w:p/>
+    <w:p/>
+    <w:p/>
+    <w:p/>
+    <w:p/>
+    <w:p/>
+    <w:p/>
+    <w:p/>
+    <w:p/>
+    <w:p/>
+    <w:p/>
+    <w:p/>
+    <w:p/>
+    <w:p/>
+    <w:p/>
+    <w:p/>
+    <w:p/>
+    <w:p/>
+    <w:p/>
+    <w:p/>
+    <w:p/>
+    <w:p/>
+    <w:p/>
+    <w:p>
+      <w:r>
+        <w:t>Poi viene visualizzato il proprio oggetto del giocatore (player), per ignorare il sistema di collisioni che potrebbe portare ad un conflitto, che risulta a non poter sparare (essendo molto vicini tra di loro).</w:t>
+      </w:r>
+    </w:p>
+    <w:p>
+      <w:r>
+        <w:drawing>
+          <wp:anchor distT="0" distB="0" distL="114300" distR="114300" simplePos="0" relativeHeight="251663360" behindDoc="0" locked="0" layoutInCell="1" allowOverlap="1" wp14:anchorId="1EF7677D" wp14:editId="0E49FCF6">
+            <wp:simplePos x="0" y="0"/>
+            <wp:positionH relativeFrom="margin">
+              <wp:align>left</wp:align>
+            </wp:positionH>
+            <wp:positionV relativeFrom="paragraph">
+              <wp:posOffset>137795</wp:posOffset>
+            </wp:positionV>
+            <wp:extent cx="3426460" cy="2623185"/>
+            <wp:effectExtent l="0" t="0" r="2540" b="5715"/>
+            <wp:wrapThrough wrapText="bothSides">
+              <wp:wrapPolygon edited="0">
+                <wp:start x="0" y="0"/>
+                <wp:lineTo x="0" y="21490"/>
+                <wp:lineTo x="21496" y="21490"/>
+                <wp:lineTo x="21496" y="0"/>
+                <wp:lineTo x="0" y="0"/>
+              </wp:wrapPolygon>
+            </wp:wrapThrough>
+            <wp:docPr id="12" name="Immagine 12"/>
+            <wp:cNvGraphicFramePr>
+              <a:graphicFrameLocks xmlns:a="http://schemas.openxmlformats.org/drawingml/2006/main" noChangeAspect="1"/>
+            </wp:cNvGraphicFramePr>
+            <a:graphic xmlns:a="http://schemas.openxmlformats.org/drawingml/2006/main">
+              <a:graphicData uri="http://schemas.openxmlformats.org/drawingml/2006/picture">
+                <pic:pic xmlns:pic="http://schemas.openxmlformats.org/drawingml/2006/picture">
+                  <pic:nvPicPr>
+                    <pic:cNvPr id="1" name=""/>
+                    <pic:cNvPicPr/>
+                  </pic:nvPicPr>
+                  <pic:blipFill rotWithShape="1">
+                    <a:blip r:embed="rId17">
+                      <a:extLst>
+                        <a:ext uri="{28A0092B-C50C-407E-A947-70E740481C1C}">
+                          <a14:useLocalDpi xmlns:a14="http://schemas.microsoft.com/office/drawing/2010/main" val="0"/>
+                        </a:ext>
+                      </a:extLst>
+                    </a:blip>
+                    <a:srcRect r="39577" b="31016"/>
+                    <a:stretch/>
+                  </pic:blipFill>
+                  <pic:spPr bwMode="auto">
+                    <a:xfrm>
+                      <a:off x="0" y="0"/>
+                      <a:ext cx="3434378" cy="2629168"/>
+                    </a:xfrm>
+                    <a:prstGeom prst="rect">
+                      <a:avLst/>
+                    </a:prstGeom>
+                    <a:ln>
+                      <a:noFill/>
+                    </a:ln>
+                    <a:extLst>
+                      <a:ext uri="{53640926-AAD7-44D8-BBD7-CCE9431645EC}">
+                        <a14:shadowObscured xmlns:a14="http://schemas.microsoft.com/office/drawing/2010/main"/>
+                      </a:ext>
+                    </a:extLst>
+                  </pic:spPr>
+                </pic:pic>
+              </a:graphicData>
+            </a:graphic>
+            <wp14:sizeRelH relativeFrom="margin">
+              <wp14:pctWidth>0</wp14:pctWidth>
+            </wp14:sizeRelH>
+            <wp14:sizeRelV relativeFrom="margin">
+              <wp14:pctHeight>0</wp14:pctHeight>
+            </wp14:sizeRelV>
+          </wp:anchor>
+        </w:drawing>
+      </w:r>
+    </w:p>
+    <w:p>
+      <w:r>
+        <w:t>Dopo viene utilizzata la funzione Trigger del collider</w:t>
+      </w:r>
+    </w:p>
+    <w:p>
+      <w:pPr>
+        <w:pStyle w:val="Paragrafoelenco"/>
+        <w:numPr>
+          <w:ilvl w:val="0"/>
+          <w:numId w:val="33"/>
+        </w:numPr>
+      </w:pPr>
+      <w:r>
+        <w:t xml:space="preserve">per evitare </w:t>
+      </w:r>
+      <w:r>
+        <w:tab/>
+        <w:t>di colpire sé stesso.</w:t>
+      </w:r>
+    </w:p>
+    <w:p>
+      <w:pPr>
+        <w:pStyle w:val="Paragrafoelenco"/>
+        <w:numPr>
+          <w:ilvl w:val="0"/>
+          <w:numId w:val="33"/>
+        </w:numPr>
+      </w:pPr>
+      <w:r>
+        <w:t>per colpire il nemico</w:t>
+      </w:r>
+    </w:p>
+    <w:p>
+      <w:pPr>
+        <w:pStyle w:val="Paragrafoelenco"/>
+        <w:numPr>
+          <w:ilvl w:val="0"/>
+          <w:numId w:val="33"/>
+        </w:numPr>
+      </w:pPr>
+      <w:r>
+        <w:t>infine se colpisce un muro</w:t>
+      </w:r>
+      <w:r>
+        <w:tab/>
+      </w:r>
+    </w:p>
+    <w:p/>
+    <w:p>
+      <w:pPr>
+        <w:rPr>
+          <w:lang w:val="de-CH"/>
+        </w:rPr>
+      </w:pPr>
+    </w:p>
+    <w:p>
+      <w:pPr>
+        <w:ind w:left="432"/>
+      </w:pPr>
+    </w:p>
+    <w:p/>
+    <w:p/>
+    <w:p/>
+    <w:p/>
+    <w:p/>
+    <w:p>
+      <w:r>
+        <w:t>Infine alla distruzione del proiettile appare una macchia di colore solo se non colpito un nemico (di solito sul muro).</w:t>
+      </w:r>
+    </w:p>
+    <w:p>
+      <w:r>
+        <w:drawing>
+          <wp:anchor distT="0" distB="0" distL="114300" distR="114300" simplePos="0" relativeHeight="251664384" behindDoc="0" locked="0" layoutInCell="1" allowOverlap="1" wp14:anchorId="2D9E7E74" wp14:editId="373A47D8">
+            <wp:simplePos x="0" y="0"/>
+            <wp:positionH relativeFrom="margin">
+              <wp:align>right</wp:align>
+            </wp:positionH>
+            <wp:positionV relativeFrom="paragraph">
+              <wp:posOffset>1181404</wp:posOffset>
+            </wp:positionV>
+            <wp:extent cx="3927475" cy="1024255"/>
+            <wp:effectExtent l="0" t="0" r="0" b="4445"/>
+            <wp:wrapThrough wrapText="bothSides">
+              <wp:wrapPolygon edited="0">
+                <wp:start x="0" y="0"/>
+                <wp:lineTo x="0" y="21292"/>
+                <wp:lineTo x="21478" y="21292"/>
+                <wp:lineTo x="21478" y="0"/>
+                <wp:lineTo x="0" y="0"/>
+              </wp:wrapPolygon>
+            </wp:wrapThrough>
+            <wp:docPr id="13" name="Immagine 13"/>
+            <wp:cNvGraphicFramePr>
+              <a:graphicFrameLocks xmlns:a="http://schemas.openxmlformats.org/drawingml/2006/main" noChangeAspect="1"/>
+            </wp:cNvGraphicFramePr>
+            <a:graphic xmlns:a="http://schemas.openxmlformats.org/drawingml/2006/main">
+              <a:graphicData uri="http://schemas.openxmlformats.org/drawingml/2006/picture">
+                <pic:pic xmlns:pic="http://schemas.openxmlformats.org/drawingml/2006/picture">
+                  <pic:nvPicPr>
+                    <pic:cNvPr id="1" name=""/>
+                    <pic:cNvPicPr/>
+                  </pic:nvPicPr>
+                  <pic:blipFill>
+                    <a:blip r:embed="rId18">
+                      <a:extLst>
+                        <a:ext uri="{28A0092B-C50C-407E-A947-70E740481C1C}">
+                          <a14:useLocalDpi xmlns:a14="http://schemas.microsoft.com/office/drawing/2010/main" val="0"/>
+                        </a:ext>
+                      </a:extLst>
+                    </a:blip>
+                    <a:stretch>
+                      <a:fillRect/>
+                    </a:stretch>
+                  </pic:blipFill>
+                  <pic:spPr>
+                    <a:xfrm>
+                      <a:off x="0" y="0"/>
+                      <a:ext cx="3927475" cy="1024255"/>
+                    </a:xfrm>
+                    <a:prstGeom prst="rect">
+                      <a:avLst/>
+                    </a:prstGeom>
+                  </pic:spPr>
+                </pic:pic>
+              </a:graphicData>
+            </a:graphic>
+            <wp14:sizeRelH relativeFrom="margin">
+              <wp14:pctWidth>0</wp14:pctWidth>
+            </wp14:sizeRelH>
+            <wp14:sizeRelV relativeFrom="margin">
+              <wp14:pctHeight>0</wp14:pctHeight>
+            </wp14:sizeRelV>
+          </wp:anchor>
+        </w:drawing>
+      </w:r>
+    </w:p>
+    <w:p/>
     <w:p>
       <w:pPr>
         <w:pStyle w:val="Titolo1"/>
@@ -9260,6 +9901,7 @@
       <w:bookmarkStart w:id="26" w:name="_Toc461179223"/>
       <w:bookmarkStart w:id="27" w:name="_Toc221260660"/>
       <w:r>
+        <w:lastRenderedPageBreak/>
         <w:t>Test</w:t>
       </w:r>
       <w:bookmarkEnd w:id="26"/>
@@ -9705,7 +10347,25 @@
                 <w:szCs w:val="18"/>
                 <w:lang w:val="fr-CH"/>
               </w:rPr>
-              <w:t>Store on local PC: Profile_1.2.001.xml (</w:t>
+              <w:t xml:space="preserve">Store on local </w:t>
+            </w:r>
+            <w:proofErr w:type="gramStart"/>
+            <w:r>
+              <w:rPr>
+                <w:sz w:val="18"/>
+                <w:szCs w:val="18"/>
+                <w:lang w:val="fr-CH"/>
+              </w:rPr>
+              <w:t>PC:</w:t>
+            </w:r>
+            <w:proofErr w:type="gramEnd"/>
+            <w:r>
+              <w:rPr>
+                <w:sz w:val="18"/>
+                <w:szCs w:val="18"/>
+                <w:lang w:val="fr-CH"/>
+              </w:rPr>
+              <w:t xml:space="preserve"> Profile_1.2.001.xml (</w:t>
             </w:r>
             <w:proofErr w:type="spellStart"/>
             <w:r>
@@ -10284,8 +10944,19 @@
                 <w:szCs w:val="18"/>
                 <w:lang w:val="fr-CH" w:eastAsia="ja-JP"/>
               </w:rPr>
-              <w:t xml:space="preserve"> the SQL:</w:t>
-            </w:r>
+              <w:t xml:space="preserve"> the </w:t>
+            </w:r>
+            <w:proofErr w:type="gramStart"/>
+            <w:r>
+              <w:rPr>
+                <w:rFonts w:eastAsia="MS Mincho" w:cs="Arial"/>
+                <w:sz w:val="18"/>
+                <w:szCs w:val="18"/>
+                <w:lang w:val="fr-CH" w:eastAsia="ja-JP"/>
+              </w:rPr>
+              <w:t>SQL:</w:t>
+            </w:r>
+            <w:proofErr w:type="gramEnd"/>
             <w:r>
               <w:rPr>
                 <w:rFonts w:eastAsia="MS Mincho" w:cs="Arial"/>
@@ -11442,7 +12113,7 @@
           <w:numId w:val="30"/>
         </w:numPr>
       </w:pPr>
-      <w:hyperlink r:id="rId14" w:history="1">
+      <w:hyperlink r:id="rId19" w:history="1">
         <w:r>
           <w:rPr>
             <w:rStyle w:val="Collegamentoipertestuale"/>
@@ -11454,10 +12125,7 @@
         <w:t xml:space="preserve"> (tuto</w:t>
       </w:r>
       <w:r>
-        <w:t xml:space="preserve">rial per rotazione pistola, </w:t>
-      </w:r>
-      <w:r>
-        <w:t>06-03-2026)</w:t>
+        <w:t>rial per rotazione pistola, 06-03-2026)</w:t>
       </w:r>
     </w:p>
     <w:p>
@@ -11468,7 +12136,7 @@
           <w:numId w:val="30"/>
         </w:numPr>
       </w:pPr>
-      <w:hyperlink r:id="rId15" w:history="1">
+      <w:hyperlink r:id="rId20" w:history="1">
         <w:r>
           <w:rPr>
             <w:rStyle w:val="Collegamentoipertestuale"/>
@@ -11660,10 +12328,10 @@
       </w:pPr>
     </w:p>
     <w:sectPr>
-      <w:headerReference w:type="default" r:id="rId16"/>
-      <w:footerReference w:type="default" r:id="rId17"/>
-      <w:headerReference w:type="first" r:id="rId18"/>
-      <w:footerReference w:type="first" r:id="rId19"/>
+      <w:headerReference w:type="default" r:id="rId21"/>
+      <w:footerReference w:type="default" r:id="rId22"/>
+      <w:headerReference w:type="first" r:id="rId23"/>
+      <w:footerReference w:type="first" r:id="rId24"/>
       <w:pgSz w:w="11906" w:h="16838"/>
       <w:pgMar w:top="1985" w:right="1134" w:bottom="1418" w:left="1134" w:header="567" w:footer="567" w:gutter="0"/>
       <w:pgNumType w:start="1"/>
@@ -13262,6 +13930,119 @@
     </w:lvl>
   </w:abstractNum>
   <w:abstractNum w:abstractNumId="5" w15:restartNumberingAfterBreak="0">
+    <w:nsid w:val="136F4993"/>
+    <w:multiLevelType w:val="hybridMultilevel"/>
+    <w:tmpl w:val="951CDBC6"/>
+    <w:lvl w:ilvl="0" w:tplc="08100001">
+      <w:start w:val="1"/>
+      <w:numFmt w:val="bullet"/>
+      <w:lvlText w:val=""/>
+      <w:lvlJc w:val="left"/>
+      <w:pPr>
+        <w:ind w:left="3192" w:hanging="360"/>
+      </w:pPr>
+      <w:rPr>
+        <w:rFonts w:ascii="Symbol" w:hAnsi="Symbol" w:hint="default"/>
+      </w:rPr>
+    </w:lvl>
+    <w:lvl w:ilvl="1" w:tplc="08100003" w:tentative="1">
+      <w:start w:val="1"/>
+      <w:numFmt w:val="bullet"/>
+      <w:lvlText w:val="o"/>
+      <w:lvlJc w:val="left"/>
+      <w:pPr>
+        <w:ind w:left="3912" w:hanging="360"/>
+      </w:pPr>
+      <w:rPr>
+        <w:rFonts w:ascii="Courier New" w:hAnsi="Courier New" w:cs="Courier New" w:hint="default"/>
+      </w:rPr>
+    </w:lvl>
+    <w:lvl w:ilvl="2" w:tplc="08100005" w:tentative="1">
+      <w:start w:val="1"/>
+      <w:numFmt w:val="bullet"/>
+      <w:lvlText w:val=""/>
+      <w:lvlJc w:val="left"/>
+      <w:pPr>
+        <w:ind w:left="4632" w:hanging="360"/>
+      </w:pPr>
+      <w:rPr>
+        <w:rFonts w:ascii="Wingdings" w:hAnsi="Wingdings" w:hint="default"/>
+      </w:rPr>
+    </w:lvl>
+    <w:lvl w:ilvl="3" w:tplc="08100001" w:tentative="1">
+      <w:start w:val="1"/>
+      <w:numFmt w:val="bullet"/>
+      <w:lvlText w:val=""/>
+      <w:lvlJc w:val="left"/>
+      <w:pPr>
+        <w:ind w:left="5352" w:hanging="360"/>
+      </w:pPr>
+      <w:rPr>
+        <w:rFonts w:ascii="Symbol" w:hAnsi="Symbol" w:hint="default"/>
+      </w:rPr>
+    </w:lvl>
+    <w:lvl w:ilvl="4" w:tplc="08100003" w:tentative="1">
+      <w:start w:val="1"/>
+      <w:numFmt w:val="bullet"/>
+      <w:lvlText w:val="o"/>
+      <w:lvlJc w:val="left"/>
+      <w:pPr>
+        <w:ind w:left="6072" w:hanging="360"/>
+      </w:pPr>
+      <w:rPr>
+        <w:rFonts w:ascii="Courier New" w:hAnsi="Courier New" w:cs="Courier New" w:hint="default"/>
+      </w:rPr>
+    </w:lvl>
+    <w:lvl w:ilvl="5" w:tplc="08100005" w:tentative="1">
+      <w:start w:val="1"/>
+      <w:numFmt w:val="bullet"/>
+      <w:lvlText w:val=""/>
+      <w:lvlJc w:val="left"/>
+      <w:pPr>
+        <w:ind w:left="6792" w:hanging="360"/>
+      </w:pPr>
+      <w:rPr>
+        <w:rFonts w:ascii="Wingdings" w:hAnsi="Wingdings" w:hint="default"/>
+      </w:rPr>
+    </w:lvl>
+    <w:lvl w:ilvl="6" w:tplc="08100001" w:tentative="1">
+      <w:start w:val="1"/>
+      <w:numFmt w:val="bullet"/>
+      <w:lvlText w:val=""/>
+      <w:lvlJc w:val="left"/>
+      <w:pPr>
+        <w:ind w:left="7512" w:hanging="360"/>
+      </w:pPr>
+      <w:rPr>
+        <w:rFonts w:ascii="Symbol" w:hAnsi="Symbol" w:hint="default"/>
+      </w:rPr>
+    </w:lvl>
+    <w:lvl w:ilvl="7" w:tplc="08100003" w:tentative="1">
+      <w:start w:val="1"/>
+      <w:numFmt w:val="bullet"/>
+      <w:lvlText w:val="o"/>
+      <w:lvlJc w:val="left"/>
+      <w:pPr>
+        <w:ind w:left="8232" w:hanging="360"/>
+      </w:pPr>
+      <w:rPr>
+        <w:rFonts w:ascii="Courier New" w:hAnsi="Courier New" w:cs="Courier New" w:hint="default"/>
+      </w:rPr>
+    </w:lvl>
+    <w:lvl w:ilvl="8" w:tplc="08100005" w:tentative="1">
+      <w:start w:val="1"/>
+      <w:numFmt w:val="bullet"/>
+      <w:lvlText w:val=""/>
+      <w:lvlJc w:val="left"/>
+      <w:pPr>
+        <w:ind w:left="8952" w:hanging="360"/>
+      </w:pPr>
+      <w:rPr>
+        <w:rFonts w:ascii="Wingdings" w:hAnsi="Wingdings" w:hint="default"/>
+      </w:rPr>
+    </w:lvl>
+  </w:abstractNum>
+  <w:abstractNum w:abstractNumId="6" w15:restartNumberingAfterBreak="0">
     <w:nsid w:val="16173516"/>
     <w:multiLevelType w:val="hybridMultilevel"/>
     <w:tmpl w:val="95E6023C"/>
@@ -13380,7 +14161,7 @@
       </w:pPr>
     </w:lvl>
   </w:abstractNum>
-  <w:abstractNum w:abstractNumId="6" w15:restartNumberingAfterBreak="0">
+  <w:abstractNum w:abstractNumId="7" w15:restartNumberingAfterBreak="0">
     <w:nsid w:val="177064D3"/>
     <w:multiLevelType w:val="hybridMultilevel"/>
     <w:tmpl w:val="6E22B194"/>
@@ -13493,7 +14274,7 @@
       </w:rPr>
     </w:lvl>
   </w:abstractNum>
-  <w:abstractNum w:abstractNumId="7" w15:restartNumberingAfterBreak="0">
+  <w:abstractNum w:abstractNumId="8" w15:restartNumberingAfterBreak="0">
     <w:nsid w:val="22DC02CA"/>
     <w:multiLevelType w:val="hybridMultilevel"/>
     <w:tmpl w:val="3E6C221C"/>
@@ -13633,7 +14414,7 @@
       </w:rPr>
     </w:lvl>
   </w:abstractNum>
-  <w:abstractNum w:abstractNumId="8" w15:restartNumberingAfterBreak="0">
+  <w:abstractNum w:abstractNumId="9" w15:restartNumberingAfterBreak="0">
     <w:nsid w:val="24A46D31"/>
     <w:multiLevelType w:val="hybridMultilevel"/>
     <w:tmpl w:val="A56221F0"/>
@@ -13746,7 +14527,7 @@
       </w:pPr>
     </w:lvl>
   </w:abstractNum>
-  <w:abstractNum w:abstractNumId="9" w15:restartNumberingAfterBreak="0">
+  <w:abstractNum w:abstractNumId="10" w15:restartNumberingAfterBreak="0">
     <w:nsid w:val="289F0CB8"/>
     <w:multiLevelType w:val="hybridMultilevel"/>
     <w:tmpl w:val="2FF8843C"/>
@@ -13859,7 +14640,120 @@
       </w:rPr>
     </w:lvl>
   </w:abstractNum>
-  <w:abstractNum w:abstractNumId="10" w15:restartNumberingAfterBreak="0">
+  <w:abstractNum w:abstractNumId="11" w15:restartNumberingAfterBreak="0">
+    <w:nsid w:val="300A3E9C"/>
+    <w:multiLevelType w:val="hybridMultilevel"/>
+    <w:tmpl w:val="589A7EC2"/>
+    <w:lvl w:ilvl="0" w:tplc="08100001">
+      <w:start w:val="1"/>
+      <w:numFmt w:val="bullet"/>
+      <w:lvlText w:val=""/>
+      <w:lvlJc w:val="left"/>
+      <w:pPr>
+        <w:ind w:left="792" w:hanging="360"/>
+      </w:pPr>
+      <w:rPr>
+        <w:rFonts w:ascii="Symbol" w:hAnsi="Symbol" w:hint="default"/>
+      </w:rPr>
+    </w:lvl>
+    <w:lvl w:ilvl="1" w:tplc="08100003" w:tentative="1">
+      <w:start w:val="1"/>
+      <w:numFmt w:val="bullet"/>
+      <w:lvlText w:val="o"/>
+      <w:lvlJc w:val="left"/>
+      <w:pPr>
+        <w:ind w:left="1512" w:hanging="360"/>
+      </w:pPr>
+      <w:rPr>
+        <w:rFonts w:ascii="Courier New" w:hAnsi="Courier New" w:cs="Courier New" w:hint="default"/>
+      </w:rPr>
+    </w:lvl>
+    <w:lvl w:ilvl="2" w:tplc="08100005" w:tentative="1">
+      <w:start w:val="1"/>
+      <w:numFmt w:val="bullet"/>
+      <w:lvlText w:val=""/>
+      <w:lvlJc w:val="left"/>
+      <w:pPr>
+        <w:ind w:left="2232" w:hanging="360"/>
+      </w:pPr>
+      <w:rPr>
+        <w:rFonts w:ascii="Wingdings" w:hAnsi="Wingdings" w:hint="default"/>
+      </w:rPr>
+    </w:lvl>
+    <w:lvl w:ilvl="3" w:tplc="08100001" w:tentative="1">
+      <w:start w:val="1"/>
+      <w:numFmt w:val="bullet"/>
+      <w:lvlText w:val=""/>
+      <w:lvlJc w:val="left"/>
+      <w:pPr>
+        <w:ind w:left="2952" w:hanging="360"/>
+      </w:pPr>
+      <w:rPr>
+        <w:rFonts w:ascii="Symbol" w:hAnsi="Symbol" w:hint="default"/>
+      </w:rPr>
+    </w:lvl>
+    <w:lvl w:ilvl="4" w:tplc="08100003" w:tentative="1">
+      <w:start w:val="1"/>
+      <w:numFmt w:val="bullet"/>
+      <w:lvlText w:val="o"/>
+      <w:lvlJc w:val="left"/>
+      <w:pPr>
+        <w:ind w:left="3672" w:hanging="360"/>
+      </w:pPr>
+      <w:rPr>
+        <w:rFonts w:ascii="Courier New" w:hAnsi="Courier New" w:cs="Courier New" w:hint="default"/>
+      </w:rPr>
+    </w:lvl>
+    <w:lvl w:ilvl="5" w:tplc="08100005" w:tentative="1">
+      <w:start w:val="1"/>
+      <w:numFmt w:val="bullet"/>
+      <w:lvlText w:val=""/>
+      <w:lvlJc w:val="left"/>
+      <w:pPr>
+        <w:ind w:left="4392" w:hanging="360"/>
+      </w:pPr>
+      <w:rPr>
+        <w:rFonts w:ascii="Wingdings" w:hAnsi="Wingdings" w:hint="default"/>
+      </w:rPr>
+    </w:lvl>
+    <w:lvl w:ilvl="6" w:tplc="08100001" w:tentative="1">
+      <w:start w:val="1"/>
+      <w:numFmt w:val="bullet"/>
+      <w:lvlText w:val=""/>
+      <w:lvlJc w:val="left"/>
+      <w:pPr>
+        <w:ind w:left="5112" w:hanging="360"/>
+      </w:pPr>
+      <w:rPr>
+        <w:rFonts w:ascii="Symbol" w:hAnsi="Symbol" w:hint="default"/>
+      </w:rPr>
+    </w:lvl>
+    <w:lvl w:ilvl="7" w:tplc="08100003" w:tentative="1">
+      <w:start w:val="1"/>
+      <w:numFmt w:val="bullet"/>
+      <w:lvlText w:val="o"/>
+      <w:lvlJc w:val="left"/>
+      <w:pPr>
+        <w:ind w:left="5832" w:hanging="360"/>
+      </w:pPr>
+      <w:rPr>
+        <w:rFonts w:ascii="Courier New" w:hAnsi="Courier New" w:cs="Courier New" w:hint="default"/>
+      </w:rPr>
+    </w:lvl>
+    <w:lvl w:ilvl="8" w:tplc="08100005" w:tentative="1">
+      <w:start w:val="1"/>
+      <w:numFmt w:val="bullet"/>
+      <w:lvlText w:val=""/>
+      <w:lvlJc w:val="left"/>
+      <w:pPr>
+        <w:ind w:left="6552" w:hanging="360"/>
+      </w:pPr>
+      <w:rPr>
+        <w:rFonts w:ascii="Wingdings" w:hAnsi="Wingdings" w:hint="default"/>
+      </w:rPr>
+    </w:lvl>
+  </w:abstractNum>
+  <w:abstractNum w:abstractNumId="12" w15:restartNumberingAfterBreak="0">
     <w:nsid w:val="30AB4773"/>
     <w:multiLevelType w:val="hybridMultilevel"/>
     <w:tmpl w:val="0E40E930"/>
@@ -13972,7 +14866,7 @@
       </w:rPr>
     </w:lvl>
   </w:abstractNum>
-  <w:abstractNum w:abstractNumId="11" w15:restartNumberingAfterBreak="0">
+  <w:abstractNum w:abstractNumId="13" w15:restartNumberingAfterBreak="0">
     <w:nsid w:val="3FC662AA"/>
     <w:multiLevelType w:val="hybridMultilevel"/>
     <w:tmpl w:val="B55E87AA"/>
@@ -14085,7 +14979,7 @@
       </w:rPr>
     </w:lvl>
   </w:abstractNum>
-  <w:abstractNum w:abstractNumId="12" w15:restartNumberingAfterBreak="0">
+  <w:abstractNum w:abstractNumId="14" w15:restartNumberingAfterBreak="0">
     <w:nsid w:val="524D0B1D"/>
     <w:multiLevelType w:val="hybridMultilevel"/>
     <w:tmpl w:val="2EE2FFB2"/>
@@ -14198,7 +15092,120 @@
       </w:rPr>
     </w:lvl>
   </w:abstractNum>
-  <w:abstractNum w:abstractNumId="13" w15:restartNumberingAfterBreak="0">
+  <w:abstractNum w:abstractNumId="15" w15:restartNumberingAfterBreak="0">
+    <w:nsid w:val="53CA209B"/>
+    <w:multiLevelType w:val="hybridMultilevel"/>
+    <w:tmpl w:val="2C041E6A"/>
+    <w:lvl w:ilvl="0" w:tplc="6A12BC12">
+      <w:start w:val="1"/>
+      <w:numFmt w:val="bullet"/>
+      <w:lvlText w:val=""/>
+      <w:lvlJc w:val="left"/>
+      <w:pPr>
+        <w:ind w:left="6732" w:hanging="360"/>
+      </w:pPr>
+      <w:rPr>
+        <w:rFonts w:ascii="Symbol" w:hAnsi="Symbol" w:hint="default"/>
+      </w:rPr>
+    </w:lvl>
+    <w:lvl w:ilvl="1" w:tplc="08100003" w:tentative="1">
+      <w:start w:val="1"/>
+      <w:numFmt w:val="bullet"/>
+      <w:lvlText w:val="o"/>
+      <w:lvlJc w:val="left"/>
+      <w:pPr>
+        <w:ind w:left="7452" w:hanging="360"/>
+      </w:pPr>
+      <w:rPr>
+        <w:rFonts w:ascii="Courier New" w:hAnsi="Courier New" w:cs="Courier New" w:hint="default"/>
+      </w:rPr>
+    </w:lvl>
+    <w:lvl w:ilvl="2" w:tplc="08100005" w:tentative="1">
+      <w:start w:val="1"/>
+      <w:numFmt w:val="bullet"/>
+      <w:lvlText w:val=""/>
+      <w:lvlJc w:val="left"/>
+      <w:pPr>
+        <w:ind w:left="8172" w:hanging="360"/>
+      </w:pPr>
+      <w:rPr>
+        <w:rFonts w:ascii="Wingdings" w:hAnsi="Wingdings" w:hint="default"/>
+      </w:rPr>
+    </w:lvl>
+    <w:lvl w:ilvl="3" w:tplc="08100001" w:tentative="1">
+      <w:start w:val="1"/>
+      <w:numFmt w:val="bullet"/>
+      <w:lvlText w:val=""/>
+      <w:lvlJc w:val="left"/>
+      <w:pPr>
+        <w:ind w:left="8892" w:hanging="360"/>
+      </w:pPr>
+      <w:rPr>
+        <w:rFonts w:ascii="Symbol" w:hAnsi="Symbol" w:hint="default"/>
+      </w:rPr>
+    </w:lvl>
+    <w:lvl w:ilvl="4" w:tplc="08100003" w:tentative="1">
+      <w:start w:val="1"/>
+      <w:numFmt w:val="bullet"/>
+      <w:lvlText w:val="o"/>
+      <w:lvlJc w:val="left"/>
+      <w:pPr>
+        <w:ind w:left="9612" w:hanging="360"/>
+      </w:pPr>
+      <w:rPr>
+        <w:rFonts w:ascii="Courier New" w:hAnsi="Courier New" w:cs="Courier New" w:hint="default"/>
+      </w:rPr>
+    </w:lvl>
+    <w:lvl w:ilvl="5" w:tplc="08100005" w:tentative="1">
+      <w:start w:val="1"/>
+      <w:numFmt w:val="bullet"/>
+      <w:lvlText w:val=""/>
+      <w:lvlJc w:val="left"/>
+      <w:pPr>
+        <w:ind w:left="10332" w:hanging="360"/>
+      </w:pPr>
+      <w:rPr>
+        <w:rFonts w:ascii="Wingdings" w:hAnsi="Wingdings" w:hint="default"/>
+      </w:rPr>
+    </w:lvl>
+    <w:lvl w:ilvl="6" w:tplc="08100001" w:tentative="1">
+      <w:start w:val="1"/>
+      <w:numFmt w:val="bullet"/>
+      <w:lvlText w:val=""/>
+      <w:lvlJc w:val="left"/>
+      <w:pPr>
+        <w:ind w:left="11052" w:hanging="360"/>
+      </w:pPr>
+      <w:rPr>
+        <w:rFonts w:ascii="Symbol" w:hAnsi="Symbol" w:hint="default"/>
+      </w:rPr>
+    </w:lvl>
+    <w:lvl w:ilvl="7" w:tplc="08100003" w:tentative="1">
+      <w:start w:val="1"/>
+      <w:numFmt w:val="bullet"/>
+      <w:lvlText w:val="o"/>
+      <w:lvlJc w:val="left"/>
+      <w:pPr>
+        <w:ind w:left="11772" w:hanging="360"/>
+      </w:pPr>
+      <w:rPr>
+        <w:rFonts w:ascii="Courier New" w:hAnsi="Courier New" w:cs="Courier New" w:hint="default"/>
+      </w:rPr>
+    </w:lvl>
+    <w:lvl w:ilvl="8" w:tplc="08100005" w:tentative="1">
+      <w:start w:val="1"/>
+      <w:numFmt w:val="bullet"/>
+      <w:lvlText w:val=""/>
+      <w:lvlJc w:val="left"/>
+      <w:pPr>
+        <w:ind w:left="12492" w:hanging="360"/>
+      </w:pPr>
+      <w:rPr>
+        <w:rFonts w:ascii="Wingdings" w:hAnsi="Wingdings" w:hint="default"/>
+      </w:rPr>
+    </w:lvl>
+  </w:abstractNum>
+  <w:abstractNum w:abstractNumId="16" w15:restartNumberingAfterBreak="0">
     <w:nsid w:val="54E51902"/>
     <w:multiLevelType w:val="hybridMultilevel"/>
     <w:tmpl w:val="38D818D6"/>
@@ -14311,7 +15318,7 @@
       </w:rPr>
     </w:lvl>
   </w:abstractNum>
-  <w:abstractNum w:abstractNumId="14" w15:restartNumberingAfterBreak="0">
+  <w:abstractNum w:abstractNumId="17" w15:restartNumberingAfterBreak="0">
     <w:nsid w:val="57C86EE7"/>
     <w:multiLevelType w:val="multilevel"/>
     <w:tmpl w:val="4DE6CDEC"/>
@@ -14460,7 +15467,7 @@
       </w:rPr>
     </w:lvl>
   </w:abstractNum>
-  <w:abstractNum w:abstractNumId="15" w15:restartNumberingAfterBreak="0">
+  <w:abstractNum w:abstractNumId="18" w15:restartNumberingAfterBreak="0">
     <w:nsid w:val="652809B9"/>
     <w:multiLevelType w:val="hybridMultilevel"/>
     <w:tmpl w:val="C10EC632"/>
@@ -14573,7 +15580,7 @@
       </w:rPr>
     </w:lvl>
   </w:abstractNum>
-  <w:abstractNum w:abstractNumId="16" w15:restartNumberingAfterBreak="0">
+  <w:abstractNum w:abstractNumId="19" w15:restartNumberingAfterBreak="0">
     <w:nsid w:val="66871ECE"/>
     <w:multiLevelType w:val="hybridMultilevel"/>
     <w:tmpl w:val="7F74FC56"/>
@@ -14689,7 +15696,7 @@
       </w:pPr>
     </w:lvl>
   </w:abstractNum>
-  <w:abstractNum w:abstractNumId="17" w15:restartNumberingAfterBreak="0">
+  <w:abstractNum w:abstractNumId="20" w15:restartNumberingAfterBreak="0">
     <w:nsid w:val="6ABE5228"/>
     <w:multiLevelType w:val="hybridMultilevel"/>
     <w:tmpl w:val="089EE6D8"/>
@@ -14805,7 +15812,7 @@
       </w:pPr>
     </w:lvl>
   </w:abstractNum>
-  <w:abstractNum w:abstractNumId="18" w15:restartNumberingAfterBreak="0">
+  <w:abstractNum w:abstractNumId="21" w15:restartNumberingAfterBreak="0">
     <w:nsid w:val="6C1D7334"/>
     <w:multiLevelType w:val="hybridMultilevel"/>
     <w:tmpl w:val="7F20929C"/>
@@ -14921,7 +15928,7 @@
       </w:pPr>
     </w:lvl>
   </w:abstractNum>
-  <w:abstractNum w:abstractNumId="19" w15:restartNumberingAfterBreak="0">
+  <w:abstractNum w:abstractNumId="22" w15:restartNumberingAfterBreak="0">
     <w:nsid w:val="72904C79"/>
     <w:multiLevelType w:val="hybridMultilevel"/>
     <w:tmpl w:val="EB328896"/>
@@ -15061,7 +16068,7 @@
       </w:rPr>
     </w:lvl>
   </w:abstractNum>
-  <w:abstractNum w:abstractNumId="20" w15:restartNumberingAfterBreak="0">
+  <w:abstractNum w:abstractNumId="23" w15:restartNumberingAfterBreak="0">
     <w:nsid w:val="7ACC392C"/>
     <w:multiLevelType w:val="hybridMultilevel"/>
     <w:tmpl w:val="F282F7F0"/>
@@ -15201,7 +16208,7 @@
       </w:rPr>
     </w:lvl>
   </w:abstractNum>
-  <w:abstractNum w:abstractNumId="21" w15:restartNumberingAfterBreak="0">
+  <w:abstractNum w:abstractNumId="24" w15:restartNumberingAfterBreak="0">
     <w:nsid w:val="7CD54937"/>
     <w:multiLevelType w:val="hybridMultilevel"/>
     <w:tmpl w:val="1AB0305A"/>
@@ -15342,16 +16349,16 @@
     </w:lvl>
   </w:abstractNum>
   <w:num w:numId="1" w16cid:durableId="92288090">
-    <w:abstractNumId w:val="10"/>
+    <w:abstractNumId w:val="12"/>
   </w:num>
   <w:num w:numId="2" w16cid:durableId="341593984">
-    <w:abstractNumId w:val="14"/>
+    <w:abstractNumId w:val="17"/>
   </w:num>
   <w:num w:numId="3" w16cid:durableId="1198274717">
     <w:abstractNumId w:val="3"/>
   </w:num>
   <w:num w:numId="4" w16cid:durableId="2073379892">
-    <w:abstractNumId w:val="7"/>
+    <w:abstractNumId w:val="8"/>
   </w:num>
   <w:num w:numId="5" w16cid:durableId="1723098647">
     <w:abstractNumId w:val="1"/>
@@ -15360,76 +16367,85 @@
     <w:abstractNumId w:val="4"/>
   </w:num>
   <w:num w:numId="7" w16cid:durableId="748890138">
-    <w:abstractNumId w:val="16"/>
+    <w:abstractNumId w:val="19"/>
   </w:num>
   <w:num w:numId="8" w16cid:durableId="1472333470">
-    <w:abstractNumId w:val="8"/>
+    <w:abstractNumId w:val="9"/>
   </w:num>
   <w:num w:numId="9" w16cid:durableId="275262047">
-    <w:abstractNumId w:val="17"/>
+    <w:abstractNumId w:val="20"/>
   </w:num>
   <w:num w:numId="10" w16cid:durableId="45028862">
     <w:abstractNumId w:val="0"/>
   </w:num>
   <w:num w:numId="11" w16cid:durableId="1599216226">
-    <w:abstractNumId w:val="19"/>
+    <w:abstractNumId w:val="22"/>
   </w:num>
   <w:num w:numId="12" w16cid:durableId="577709266">
-    <w:abstractNumId w:val="20"/>
+    <w:abstractNumId w:val="23"/>
   </w:num>
   <w:num w:numId="13" w16cid:durableId="573317473">
-    <w:abstractNumId w:val="5"/>
+    <w:abstractNumId w:val="6"/>
   </w:num>
   <w:num w:numId="14" w16cid:durableId="240987182">
     <w:abstractNumId w:val="2"/>
   </w:num>
   <w:num w:numId="15" w16cid:durableId="850224855">
+    <w:abstractNumId w:val="24"/>
+  </w:num>
+  <w:num w:numId="16" w16cid:durableId="33313151">
+    <w:abstractNumId w:val="7"/>
+  </w:num>
+  <w:num w:numId="17" w16cid:durableId="1896312137">
+    <w:abstractNumId w:val="17"/>
+  </w:num>
+  <w:num w:numId="18" w16cid:durableId="1676301043">
     <w:abstractNumId w:val="21"/>
   </w:num>
-  <w:num w:numId="16" w16cid:durableId="33313151">
-    <w:abstractNumId w:val="6"/>
+  <w:num w:numId="19" w16cid:durableId="1046371605">
+    <w:abstractNumId w:val="17"/>
   </w:num>
-  <w:num w:numId="17" w16cid:durableId="1896312137">
+  <w:num w:numId="20" w16cid:durableId="1298757354">
+    <w:abstractNumId w:val="17"/>
+  </w:num>
+  <w:num w:numId="21" w16cid:durableId="1342973297">
+    <w:abstractNumId w:val="17"/>
+  </w:num>
+  <w:num w:numId="22" w16cid:durableId="1356154453">
+    <w:abstractNumId w:val="17"/>
+  </w:num>
+  <w:num w:numId="23" w16cid:durableId="759374338">
+    <w:abstractNumId w:val="17"/>
+  </w:num>
+  <w:num w:numId="24" w16cid:durableId="605189939">
+    <w:abstractNumId w:val="18"/>
+  </w:num>
+  <w:num w:numId="25" w16cid:durableId="877081835">
+    <w:abstractNumId w:val="17"/>
+  </w:num>
+  <w:num w:numId="26" w16cid:durableId="2054962729">
+    <w:abstractNumId w:val="17"/>
+  </w:num>
+  <w:num w:numId="27" w16cid:durableId="965354349">
+    <w:abstractNumId w:val="16"/>
+  </w:num>
+  <w:num w:numId="28" w16cid:durableId="1250966446">
+    <w:abstractNumId w:val="13"/>
+  </w:num>
+  <w:num w:numId="29" w16cid:durableId="754788743">
     <w:abstractNumId w:val="14"/>
   </w:num>
-  <w:num w:numId="18" w16cid:durableId="1676301043">
-    <w:abstractNumId w:val="18"/>
+  <w:num w:numId="30" w16cid:durableId="1255825591">
+    <w:abstractNumId w:val="10"/>
   </w:num>
-  <w:num w:numId="19" w16cid:durableId="1046371605">
-    <w:abstractNumId w:val="14"/>
-  </w:num>
-  <w:num w:numId="20" w16cid:durableId="1298757354">
-    <w:abstractNumId w:val="14"/>
-  </w:num>
-  <w:num w:numId="21" w16cid:durableId="1342973297">
-    <w:abstractNumId w:val="14"/>
-  </w:num>
-  <w:num w:numId="22" w16cid:durableId="1356154453">
-    <w:abstractNumId w:val="14"/>
-  </w:num>
-  <w:num w:numId="23" w16cid:durableId="759374338">
-    <w:abstractNumId w:val="14"/>
-  </w:num>
-  <w:num w:numId="24" w16cid:durableId="605189939">
-    <w:abstractNumId w:val="15"/>
-  </w:num>
-  <w:num w:numId="25" w16cid:durableId="877081835">
-    <w:abstractNumId w:val="14"/>
-  </w:num>
-  <w:num w:numId="26" w16cid:durableId="2054962729">
-    <w:abstractNumId w:val="14"/>
-  </w:num>
-  <w:num w:numId="27" w16cid:durableId="965354349">
-    <w:abstractNumId w:val="13"/>
-  </w:num>
-  <w:num w:numId="28" w16cid:durableId="1250966446">
+  <w:num w:numId="31" w16cid:durableId="205799589">
     <w:abstractNumId w:val="11"/>
   </w:num>
-  <w:num w:numId="29" w16cid:durableId="754788743">
-    <w:abstractNumId w:val="12"/>
+  <w:num w:numId="32" w16cid:durableId="41222771">
+    <w:abstractNumId w:val="5"/>
   </w:num>
-  <w:num w:numId="30" w16cid:durableId="1255825591">
-    <w:abstractNumId w:val="9"/>
+  <w:num w:numId="33" w16cid:durableId="507407355">
+    <w:abstractNumId w:val="15"/>
   </w:num>
   <w:numIdMacAtCleanup w:val="14"/>
 </w:numbering>

--- a/3_Documentazione/Documentazione SlimeAndGuns.docx
+++ b/3_Documentazione/Documentazione SlimeAndGuns.docx
@@ -9893,6 +9893,139 @@
         </w:drawing>
       </w:r>
     </w:p>
+    <w:p>
+      <w:pPr>
+        <w:rPr>
+          <w:lang w:val="fr-CH"/>
+        </w:rPr>
+      </w:pPr>
+    </w:p>
+    <w:p>
+      <w:pPr>
+        <w:rPr>
+          <w:lang w:val="fr-CH"/>
+        </w:rPr>
+      </w:pPr>
+    </w:p>
+    <w:p>
+      <w:pPr>
+        <w:rPr>
+          <w:lang w:val="fr-CH"/>
+        </w:rPr>
+      </w:pPr>
+    </w:p>
+    <w:p>
+      <w:pPr>
+        <w:rPr>
+          <w:lang w:val="fr-CH"/>
+        </w:rPr>
+      </w:pPr>
+    </w:p>
+    <w:p>
+      <w:pPr>
+        <w:rPr>
+          <w:lang w:val="fr-CH"/>
+        </w:rPr>
+      </w:pPr>
+    </w:p>
+    <w:p>
+      <w:pPr>
+        <w:rPr>
+          <w:lang w:val="fr-CH"/>
+        </w:rPr>
+      </w:pPr>
+    </w:p>
+    <w:p>
+      <w:r>
+        <w:lastRenderedPageBreak/>
+        <w:t xml:space="preserve">In conclusione bisogna anche </w:t>
+      </w:r>
+      <w:r>
+        <w:t>inserire l’interazione del nemico dopo essere sparato:</w:t>
+      </w:r>
+    </w:p>
+    <w:p>
+      <w:r>
+        <w:drawing>
+          <wp:anchor distT="0" distB="0" distL="114300" distR="114300" simplePos="0" relativeHeight="251665408" behindDoc="0" locked="0" layoutInCell="1" allowOverlap="1" wp14:anchorId="2EBA9A1A" wp14:editId="7060A6D4">
+            <wp:simplePos x="0" y="0"/>
+            <wp:positionH relativeFrom="margin">
+              <wp:align>center</wp:align>
+            </wp:positionH>
+            <wp:positionV relativeFrom="paragraph">
+              <wp:posOffset>294433</wp:posOffset>
+            </wp:positionV>
+            <wp:extent cx="6038850" cy="3235960"/>
+            <wp:effectExtent l="0" t="0" r="0" b="2540"/>
+            <wp:wrapThrough wrapText="bothSides">
+              <wp:wrapPolygon edited="0">
+                <wp:start x="0" y="0"/>
+                <wp:lineTo x="0" y="21490"/>
+                <wp:lineTo x="21532" y="21490"/>
+                <wp:lineTo x="21532" y="0"/>
+                <wp:lineTo x="0" y="0"/>
+              </wp:wrapPolygon>
+            </wp:wrapThrough>
+            <wp:docPr id="14" name="Immagine 14"/>
+            <wp:cNvGraphicFramePr>
+              <a:graphicFrameLocks xmlns:a="http://schemas.openxmlformats.org/drawingml/2006/main" noChangeAspect="1"/>
+            </wp:cNvGraphicFramePr>
+            <a:graphic xmlns:a="http://schemas.openxmlformats.org/drawingml/2006/main">
+              <a:graphicData uri="http://schemas.openxmlformats.org/drawingml/2006/picture">
+                <pic:pic xmlns:pic="http://schemas.openxmlformats.org/drawingml/2006/picture">
+                  <pic:nvPicPr>
+                    <pic:cNvPr id="1" name=""/>
+                    <pic:cNvPicPr/>
+                  </pic:nvPicPr>
+                  <pic:blipFill>
+                    <a:blip r:embed="rId19">
+                      <a:extLst>
+                        <a:ext uri="{28A0092B-C50C-407E-A947-70E740481C1C}">
+                          <a14:useLocalDpi xmlns:a14="http://schemas.microsoft.com/office/drawing/2010/main" val="0"/>
+                        </a:ext>
+                      </a:extLst>
+                    </a:blip>
+                    <a:stretch>
+                      <a:fillRect/>
+                    </a:stretch>
+                  </pic:blipFill>
+                  <pic:spPr>
+                    <a:xfrm>
+                      <a:off x="0" y="0"/>
+                      <a:ext cx="6038850" cy="3235960"/>
+                    </a:xfrm>
+                    <a:prstGeom prst="rect">
+                      <a:avLst/>
+                    </a:prstGeom>
+                  </pic:spPr>
+                </pic:pic>
+              </a:graphicData>
+            </a:graphic>
+            <wp14:sizeRelH relativeFrom="margin">
+              <wp14:pctWidth>0</wp14:pctWidth>
+            </wp14:sizeRelH>
+            <wp14:sizeRelV relativeFrom="margin">
+              <wp14:pctHeight>0</wp14:pctHeight>
+            </wp14:sizeRelV>
+          </wp:anchor>
+        </w:drawing>
+      </w:r>
+      <w:r>
+        <w:br/>
+      </w:r>
+    </w:p>
+    <w:p/>
+    <w:p>
+      <w:r>
+        <w:t>Implementando nello script del nemico il metodo richiamato dal proiettile, per definire dopo quanti spari muoiono, e anche il processo di coloramento del nemico.</w:t>
+      </w:r>
+    </w:p>
+    <w:p/>
+    <w:p>
+      <w:r>
+        <w:br w:type="page"/>
+      </w:r>
+    </w:p>
     <w:p/>
     <w:p>
       <w:pPr>
@@ -9901,7 +10034,6 @@
       <w:bookmarkStart w:id="26" w:name="_Toc461179223"/>
       <w:bookmarkStart w:id="27" w:name="_Toc221260660"/>
       <w:r>
-        <w:lastRenderedPageBreak/>
         <w:t>Test</w:t>
       </w:r>
       <w:bookmarkEnd w:id="26"/>
@@ -12113,7 +12245,7 @@
           <w:numId w:val="30"/>
         </w:numPr>
       </w:pPr>
-      <w:hyperlink r:id="rId19" w:history="1">
+      <w:hyperlink r:id="rId20" w:history="1">
         <w:r>
           <w:rPr>
             <w:rStyle w:val="Collegamentoipertestuale"/>
@@ -12136,7 +12268,7 @@
           <w:numId w:val="30"/>
         </w:numPr>
       </w:pPr>
-      <w:hyperlink r:id="rId20" w:history="1">
+      <w:hyperlink r:id="rId21" w:history="1">
         <w:r>
           <w:rPr>
             <w:rStyle w:val="Collegamentoipertestuale"/>
@@ -12328,10 +12460,10 @@
       </w:pPr>
     </w:p>
     <w:sectPr>
-      <w:headerReference w:type="default" r:id="rId21"/>
-      <w:footerReference w:type="default" r:id="rId22"/>
-      <w:headerReference w:type="first" r:id="rId23"/>
-      <w:footerReference w:type="first" r:id="rId24"/>
+      <w:headerReference w:type="default" r:id="rId22"/>
+      <w:footerReference w:type="default" r:id="rId23"/>
+      <w:headerReference w:type="first" r:id="rId24"/>
+      <w:footerReference w:type="first" r:id="rId25"/>
       <w:pgSz w:w="11906" w:h="16838"/>
       <w:pgMar w:top="1985" w:right="1134" w:bottom="1418" w:left="1134" w:header="567" w:footer="567" w:gutter="0"/>
       <w:pgNumType w:start="1"/>

--- a/3_Documentazione/Documentazione SlimeAndGuns.docx
+++ b/3_Documentazione/Documentazione SlimeAndGuns.docx
@@ -9283,6 +9283,7 @@
         </w:rPr>
         <w:t xml:space="preserve">Iniziando con l’istanza del proprio </w:t>
       </w:r>
+      <w:proofErr w:type="spellStart"/>
       <w:r>
         <w:rPr>
           <w:lang w:val="it-IT"/>
@@ -9293,7 +9294,14 @@
         <w:rPr>
           <w:lang w:val="it-IT"/>
         </w:rPr>
-        <w:t xml:space="preserve">igidbody e </w:t>
+        <w:t>igidbody</w:t>
+      </w:r>
+      <w:proofErr w:type="spellEnd"/>
+      <w:r>
+        <w:rPr>
+          <w:lang w:val="it-IT"/>
+        </w:rPr>
+        <w:t xml:space="preserve"> e </w:t>
       </w:r>
       <w:proofErr w:type="spellStart"/>
       <w:r>
@@ -9356,6 +9364,9 @@
     </w:p>
     <w:p>
       <w:r>
+        <w:rPr>
+          <w:noProof/>
+        </w:rPr>
         <w:drawing>
           <wp:anchor distT="0" distB="0" distL="114300" distR="114300" simplePos="0" relativeHeight="251671552" behindDoc="0" locked="0" layoutInCell="1" allowOverlap="1" wp14:anchorId="37ED6EC4" wp14:editId="459933C2">
             <wp:simplePos x="0" y="0"/>
@@ -9433,6 +9444,9 @@
     <w:p/>
     <w:p>
       <w:r>
+        <w:rPr>
+          <w:noProof/>
+        </w:rPr>
         <w:drawing>
           <wp:anchor distT="0" distB="0" distL="114300" distR="114300" simplePos="0" relativeHeight="251672576" behindDoc="0" locked="0" layoutInCell="1" allowOverlap="1" wp14:anchorId="38727317" wp14:editId="7588577D">
             <wp:simplePos x="0" y="0"/>
@@ -9512,6 +9526,9 @@
     <w:p/>
     <w:p>
       <w:r>
+        <w:rPr>
+          <w:noProof/>
+        </w:rPr>
         <w:drawing>
           <wp:anchor distT="0" distB="0" distL="114300" distR="114300" simplePos="0" relativeHeight="251673600" behindDoc="0" locked="0" layoutInCell="1" allowOverlap="1" wp14:anchorId="217A01A1" wp14:editId="086C13A8">
             <wp:simplePos x="0" y="0"/>
@@ -9598,6 +9615,9 @@
     </w:p>
     <w:p>
       <w:r>
+        <w:rPr>
+          <w:noProof/>
+        </w:rPr>
         <w:drawing>
           <wp:anchor distT="0" distB="0" distL="114300" distR="114300" simplePos="0" relativeHeight="251674624" behindDoc="0" locked="0" layoutInCell="1" allowOverlap="1" wp14:anchorId="676B4F9D" wp14:editId="7B580BA9">
             <wp:simplePos x="0" y="0"/>
@@ -9691,6 +9711,9 @@
     <w:p/>
     <w:p>
       <w:r>
+        <w:rPr>
+          <w:noProof/>
+        </w:rPr>
         <w:drawing>
           <wp:inline distT="0" distB="0" distL="0" distR="0" wp14:anchorId="01B98957" wp14:editId="641FD222">
             <wp:extent cx="6049926" cy="1701110"/>
@@ -9775,6 +9798,7 @@
       </w:pPr>
       <w:r>
         <w:rPr>
+          <w:noProof/>
           <w:lang w:val="it-IT"/>
         </w:rPr>
         <w:drawing>
@@ -9829,6 +9853,7 @@
       </w:pPr>
       <w:r>
         <w:rPr>
+          <w:noProof/>
           <w:lang w:val="it-IT"/>
         </w:rPr>
         <w:drawing>
@@ -9933,7 +9958,6 @@
         <w:pStyle w:val="Titolo3"/>
       </w:pPr>
       <w:r>
-        <w:lastRenderedPageBreak/>
         <w:t>Flash/Movimento a scatti dopo essere colpiti</w:t>
       </w:r>
     </w:p>
@@ -9945,6 +9969,7 @@
       </w:pPr>
       <w:r>
         <w:rPr>
+          <w:noProof/>
           <w:lang w:val="it-IT"/>
         </w:rPr>
         <w:drawing>
@@ -10137,6 +10162,7 @@
       </w:pPr>
       <w:r>
         <w:rPr>
+          <w:noProof/>
           <w:lang w:val="it-IT"/>
         </w:rPr>
         <w:drawing>
@@ -12094,6 +12120,464 @@
         <w:br w:type="page"/>
       </w:r>
     </w:p>
+    <w:p>
+      <w:pPr>
+        <w:pStyle w:val="Titolo2"/>
+      </w:pPr>
+      <w:proofErr w:type="spellStart"/>
+      <w:r>
+        <w:lastRenderedPageBreak/>
+        <w:t>Enemy</w:t>
+      </w:r>
+      <w:proofErr w:type="spellEnd"/>
+      <w:r>
+        <w:t xml:space="preserve"> </w:t>
+      </w:r>
+      <w:proofErr w:type="spellStart"/>
+      <w:r>
+        <w:t>Spawner</w:t>
+      </w:r>
+      <w:proofErr w:type="spellEnd"/>
+    </w:p>
+    <w:p>
+      <w:pPr>
+        <w:pStyle w:val="Titolo3"/>
+      </w:pPr>
+      <w:proofErr w:type="spellStart"/>
+      <w:r>
+        <w:t>Spawning</w:t>
+      </w:r>
+      <w:proofErr w:type="spellEnd"/>
+      <w:r>
+        <w:t xml:space="preserve"> </w:t>
+      </w:r>
+      <w:proofErr w:type="spellStart"/>
+      <w:r>
+        <w:t>mechanism</w:t>
+      </w:r>
+      <w:proofErr w:type="spellEnd"/>
+    </w:p>
+    <w:p>
+      <w:pPr>
+        <w:rPr>
+          <w:lang w:val="it-IT"/>
+        </w:rPr>
+      </w:pPr>
+      <w:r>
+        <w:rPr>
+          <w:lang w:val="it-IT"/>
+        </w:rPr>
+        <w:drawing>
+          <wp:inline distT="0" distB="0" distL="0" distR="0" wp14:anchorId="4A955320" wp14:editId="5DB73869">
+            <wp:extent cx="6120130" cy="726440"/>
+            <wp:effectExtent l="0" t="0" r="0" b="0"/>
+            <wp:docPr id="24" name="Immagine 24"/>
+            <wp:cNvGraphicFramePr>
+              <a:graphicFrameLocks xmlns:a="http://schemas.openxmlformats.org/drawingml/2006/main" noChangeAspect="1"/>
+            </wp:cNvGraphicFramePr>
+            <a:graphic xmlns:a="http://schemas.openxmlformats.org/drawingml/2006/main">
+              <a:graphicData uri="http://schemas.openxmlformats.org/drawingml/2006/picture">
+                <pic:pic xmlns:pic="http://schemas.openxmlformats.org/drawingml/2006/picture">
+                  <pic:nvPicPr>
+                    <pic:cNvPr id="1" name=""/>
+                    <pic:cNvPicPr/>
+                  </pic:nvPicPr>
+                  <pic:blipFill>
+                    <a:blip r:embed="rId43"/>
+                    <a:stretch>
+                      <a:fillRect/>
+                    </a:stretch>
+                  </pic:blipFill>
+                  <pic:spPr>
+                    <a:xfrm>
+                      <a:off x="0" y="0"/>
+                      <a:ext cx="6120130" cy="726440"/>
+                    </a:xfrm>
+                    <a:prstGeom prst="rect">
+                      <a:avLst/>
+                    </a:prstGeom>
+                  </pic:spPr>
+                </pic:pic>
+              </a:graphicData>
+            </a:graphic>
+          </wp:inline>
+        </w:drawing>
+      </w:r>
+    </w:p>
+    <w:p>
+      <w:pPr>
+        <w:rPr>
+          <w:lang w:val="it-IT"/>
+        </w:rPr>
+      </w:pPr>
+    </w:p>
+    <w:p>
+      <w:pPr>
+        <w:rPr>
+          <w:lang w:val="it-IT"/>
+        </w:rPr>
+      </w:pPr>
+    </w:p>
+    <w:p>
+      <w:r>
+        <w:t xml:space="preserve">yield </w:t>
+      </w:r>
+      <w:proofErr w:type="spellStart"/>
+      <w:r>
+        <w:t>return</w:t>
+      </w:r>
+      <w:proofErr w:type="spellEnd"/>
+      <w:r>
+        <w:t xml:space="preserve"> new </w:t>
+      </w:r>
+      <w:proofErr w:type="spellStart"/>
+      <w:r>
+        <w:t>WaitForSeconds</w:t>
+      </w:r>
+      <w:proofErr w:type="spellEnd"/>
+      <w:r>
+        <w:t>(</w:t>
+      </w:r>
+      <w:proofErr w:type="spellStart"/>
+      <w:r>
+        <w:t>interval</w:t>
+      </w:r>
+      <w:proofErr w:type="spellEnd"/>
+      <w:r>
+        <w:t>);</w:t>
+      </w:r>
+    </w:p>
+    <w:p>
+      <w:r>
+        <w:t xml:space="preserve">La coroutine si mette in pausa per un numero di secondi pari a </w:t>
+      </w:r>
+      <w:proofErr w:type="spellStart"/>
+      <w:r>
+        <w:rPr>
+          <w:i/>
+          <w:iCs/>
+        </w:rPr>
+        <w:t>interval</w:t>
+      </w:r>
+      <w:proofErr w:type="spellEnd"/>
+      <w:r>
+        <w:t>. Durante questa pausa il gioco continua a funzionare normalmente.</w:t>
+      </w:r>
+    </w:p>
+    <w:p>
+      <w:pPr>
+        <w:rPr>
+          <w:lang w:val="it-IT"/>
+        </w:rPr>
+      </w:pPr>
+    </w:p>
+    <w:p>
+      <w:proofErr w:type="spellStart"/>
+      <w:r>
+        <w:t>GameObject</w:t>
+      </w:r>
+      <w:proofErr w:type="spellEnd"/>
+      <w:r>
+        <w:t xml:space="preserve"> </w:t>
+      </w:r>
+      <w:proofErr w:type="spellStart"/>
+      <w:r>
+        <w:t>newEnemy</w:t>
+      </w:r>
+      <w:proofErr w:type="spellEnd"/>
+      <w:r>
+        <w:t xml:space="preserve"> = </w:t>
+      </w:r>
+      <w:proofErr w:type="spellStart"/>
+      <w:proofErr w:type="gramStart"/>
+      <w:r>
+        <w:t>Instantiate</w:t>
+      </w:r>
+      <w:proofErr w:type="spellEnd"/>
+      <w:r>
+        <w:t>(</w:t>
+      </w:r>
+      <w:proofErr w:type="spellStart"/>
+      <w:proofErr w:type="gramEnd"/>
+      <w:r>
+        <w:t>enemy</w:t>
+      </w:r>
+      <w:proofErr w:type="spellEnd"/>
+      <w:r>
+        <w:t>, new Vector3(</w:t>
+      </w:r>
+      <w:proofErr w:type="spellStart"/>
+      <w:r>
+        <w:t>transform.position.x</w:t>
+      </w:r>
+      <w:proofErr w:type="spellEnd"/>
+      <w:r>
+        <w:t xml:space="preserve">, </w:t>
+      </w:r>
+      <w:proofErr w:type="spellStart"/>
+      <w:r>
+        <w:t>transform.position.y</w:t>
+      </w:r>
+      <w:proofErr w:type="spellEnd"/>
+      <w:r>
+        <w:t xml:space="preserve">), </w:t>
+      </w:r>
+      <w:proofErr w:type="spellStart"/>
+      <w:r>
+        <w:t>Quaternion.identity</w:t>
+      </w:r>
+      <w:proofErr w:type="spellEnd"/>
+      <w:r>
+        <w:t>);</w:t>
+      </w:r>
+    </w:p>
+    <w:p>
+      <w:r>
+        <w:t xml:space="preserve">Viene creato un nuovo nemico nella posizione dell’oggetto che contiene lo script (lo </w:t>
+      </w:r>
+      <w:proofErr w:type="spellStart"/>
+      <w:r>
+        <w:t>spawner</w:t>
+      </w:r>
+      <w:proofErr w:type="spellEnd"/>
+      <w:r>
+        <w:t xml:space="preserve">). </w:t>
+      </w:r>
+      <w:proofErr w:type="spellStart"/>
+      <w:r>
+        <w:t>Quaternion.identity</w:t>
+      </w:r>
+      <w:proofErr w:type="spellEnd"/>
+      <w:r>
+        <w:t xml:space="preserve"> indica che il nemico non ha rotazione iniziale.</w:t>
+      </w:r>
+    </w:p>
+    <w:p/>
+    <w:p/>
+    <w:p>
+      <w:r>
+        <w:t>La coroutine richiama sé stessa, creando un ciclo infinito:</w:t>
+      </w:r>
+    </w:p>
+    <w:p>
+      <w:pPr>
+        <w:numPr>
+          <w:ilvl w:val="0"/>
+          <w:numId w:val="36"/>
+        </w:numPr>
+      </w:pPr>
+      <w:r>
+        <w:t>Aspetta</w:t>
+      </w:r>
+    </w:p>
+    <w:p>
+      <w:pPr>
+        <w:numPr>
+          <w:ilvl w:val="0"/>
+          <w:numId w:val="36"/>
+        </w:numPr>
+      </w:pPr>
+      <w:r>
+        <w:t>Genera un nemico</w:t>
+      </w:r>
+    </w:p>
+    <w:p>
+      <w:pPr>
+        <w:numPr>
+          <w:ilvl w:val="0"/>
+          <w:numId w:val="36"/>
+        </w:numPr>
+      </w:pPr>
+      <w:r>
+        <w:t>Riparte da capo</w:t>
+      </w:r>
+    </w:p>
+    <w:p/>
+    <w:p>
+      <w:pPr>
+        <w:rPr>
+          <w:lang w:val="it-IT"/>
+        </w:rPr>
+      </w:pPr>
+    </w:p>
+    <w:p>
+      <w:proofErr w:type="spellStart"/>
+      <w:r>
+        <w:t>Unity</w:t>
+      </w:r>
+      <w:proofErr w:type="spellEnd"/>
+      <w:r>
+        <w:t xml:space="preserve"> </w:t>
+      </w:r>
+      <w:r>
+        <w:rPr>
+          <w:b/>
+          <w:bCs/>
+        </w:rPr>
+        <w:t xml:space="preserve">non è </w:t>
+      </w:r>
+      <w:proofErr w:type="spellStart"/>
+      <w:r>
+        <w:rPr>
+          <w:b/>
+          <w:bCs/>
+        </w:rPr>
+        <w:t>thread</w:t>
+      </w:r>
+      <w:proofErr w:type="spellEnd"/>
+      <w:r>
+        <w:rPr>
+          <w:b/>
+          <w:bCs/>
+        </w:rPr>
+        <w:noBreakHyphen/>
+        <w:t>safe</w:t>
+      </w:r>
+      <w:r>
+        <w:t xml:space="preserve">, quindi il suo motore non permette di modificare oggetti di gioco da </w:t>
+      </w:r>
+      <w:proofErr w:type="spellStart"/>
+      <w:r>
+        <w:t>thread</w:t>
+      </w:r>
+      <w:proofErr w:type="spellEnd"/>
+      <w:r>
+        <w:t xml:space="preserve"> esterni. Le coroutine invece si integrano direttamente con:</w:t>
+      </w:r>
+    </w:p>
+    <w:p>
+      <w:pPr>
+        <w:numPr>
+          <w:ilvl w:val="0"/>
+          <w:numId w:val="35"/>
+        </w:numPr>
+      </w:pPr>
+      <w:r>
+        <w:t xml:space="preserve">gli aggiornamenti della </w:t>
+      </w:r>
+      <w:r>
+        <w:rPr>
+          <w:b/>
+          <w:bCs/>
+        </w:rPr>
+        <w:t>fisica</w:t>
+      </w:r>
+    </w:p>
+    <w:p>
+      <w:pPr>
+        <w:numPr>
+          <w:ilvl w:val="0"/>
+          <w:numId w:val="35"/>
+        </w:numPr>
+      </w:pPr>
+      <w:r>
+        <w:t xml:space="preserve">gli aggiornamenti del </w:t>
+      </w:r>
+      <w:r>
+        <w:rPr>
+          <w:b/>
+          <w:bCs/>
+        </w:rPr>
+        <w:t>frame</w:t>
+      </w:r>
+    </w:p>
+    <w:p>
+      <w:pPr>
+        <w:numPr>
+          <w:ilvl w:val="0"/>
+          <w:numId w:val="35"/>
+        </w:numPr>
+      </w:pPr>
+      <w:r>
+        <w:t xml:space="preserve">il sistema di </w:t>
+      </w:r>
+      <w:r>
+        <w:rPr>
+          <w:b/>
+          <w:bCs/>
+        </w:rPr>
+        <w:t>timing</w:t>
+      </w:r>
+      <w:r>
+        <w:t xml:space="preserve"> interno di </w:t>
+      </w:r>
+      <w:proofErr w:type="spellStart"/>
+      <w:r>
+        <w:t>Unity</w:t>
+      </w:r>
+      <w:proofErr w:type="spellEnd"/>
+    </w:p>
+    <w:p>
+      <w:r>
+        <w:t xml:space="preserve">Per questo motivo </w:t>
+      </w:r>
+      <w:proofErr w:type="spellStart"/>
+      <w:r>
+        <w:t>async</w:t>
+      </w:r>
+      <w:proofErr w:type="spellEnd"/>
+      <w:r>
+        <w:t>/</w:t>
+      </w:r>
+      <w:proofErr w:type="spellStart"/>
+      <w:r>
+        <w:t>await</w:t>
+      </w:r>
+      <w:proofErr w:type="spellEnd"/>
+      <w:r>
+        <w:t xml:space="preserve"> </w:t>
+      </w:r>
+      <w:r>
+        <w:rPr>
+          <w:b/>
+          <w:bCs/>
+        </w:rPr>
+        <w:t>non può sospendere e riprendere in modo sicuro</w:t>
+      </w:r>
+      <w:r>
+        <w:t xml:space="preserve"> all’interno del </w:t>
+      </w:r>
+      <w:proofErr w:type="spellStart"/>
+      <w:r>
+        <w:t>main</w:t>
+      </w:r>
+      <w:proofErr w:type="spellEnd"/>
+      <w:r>
+        <w:t xml:space="preserve"> loop di </w:t>
+      </w:r>
+      <w:proofErr w:type="spellStart"/>
+      <w:r>
+        <w:t>Unity</w:t>
+      </w:r>
+      <w:proofErr w:type="spellEnd"/>
+      <w:r>
+        <w:t>.</w:t>
+      </w:r>
+    </w:p>
+    <w:p>
+      <w:proofErr w:type="spellStart"/>
+      <w:r>
+        <w:t>Unity</w:t>
+      </w:r>
+      <w:proofErr w:type="spellEnd"/>
+      <w:r>
+        <w:t xml:space="preserve"> quindi utilizza </w:t>
+      </w:r>
+      <w:proofErr w:type="spellStart"/>
+      <w:r>
+        <w:t>IEnumerator</w:t>
+      </w:r>
+      <w:proofErr w:type="spellEnd"/>
+      <w:r>
+        <w:t xml:space="preserve"> perché si adatta perfettamente al funzionamento del motore e permette di gestire operazioni nel tempo senza bloccare il gioco.</w:t>
+      </w:r>
+    </w:p>
+    <w:p/>
+    <w:p>
+      <w:r>
+        <w:br w:type="page"/>
+      </w:r>
+    </w:p>
     <w:p/>
     <w:p>
       <w:pPr>
@@ -14313,7 +14797,7 @@
           <w:numId w:val="30"/>
         </w:numPr>
       </w:pPr>
-      <w:hyperlink r:id="rId43" w:history="1">
+      <w:hyperlink r:id="rId44" w:history="1">
         <w:r>
           <w:rPr>
             <w:rStyle w:val="Collegamentoipertestuale"/>
@@ -14336,7 +14820,7 @@
           <w:numId w:val="30"/>
         </w:numPr>
       </w:pPr>
-      <w:hyperlink r:id="rId44" w:history="1">
+      <w:hyperlink r:id="rId45" w:history="1">
         <w:r>
           <w:rPr>
             <w:rStyle w:val="Collegamentoipertestuale"/>
@@ -14528,10 +15012,10 @@
       </w:pPr>
     </w:p>
     <w:sectPr>
-      <w:headerReference w:type="default" r:id="rId45"/>
-      <w:footerReference w:type="default" r:id="rId46"/>
-      <w:headerReference w:type="first" r:id="rId47"/>
-      <w:footerReference w:type="first" r:id="rId48"/>
+      <w:headerReference w:type="default" r:id="rId46"/>
+      <w:footerReference w:type="default" r:id="rId47"/>
+      <w:headerReference w:type="first" r:id="rId48"/>
+      <w:footerReference w:type="first" r:id="rId49"/>
       <w:pgSz w:w="11906" w:h="16838"/>
       <w:pgMar w:top="1985" w:right="1134" w:bottom="1418" w:left="1134" w:header="567" w:footer="567" w:gutter="0"/>
       <w:pgNumType w:start="1"/>
@@ -17442,6 +17926,155 @@
     </w:lvl>
   </w:abstractNum>
   <w:abstractNum w:abstractNumId="16" w15:restartNumberingAfterBreak="0">
+    <w:nsid w:val="525671B1"/>
+    <w:multiLevelType w:val="multilevel"/>
+    <w:tmpl w:val="DA1882C0"/>
+    <w:lvl w:ilvl="0">
+      <w:start w:val="1"/>
+      <w:numFmt w:val="bullet"/>
+      <w:lvlText w:val=""/>
+      <w:lvlJc w:val="left"/>
+      <w:pPr>
+        <w:tabs>
+          <w:tab w:val="num" w:pos="720"/>
+        </w:tabs>
+        <w:ind w:left="720" w:hanging="360"/>
+      </w:pPr>
+      <w:rPr>
+        <w:rFonts w:ascii="Symbol" w:hAnsi="Symbol" w:hint="default"/>
+        <w:sz w:val="20"/>
+      </w:rPr>
+    </w:lvl>
+    <w:lvl w:ilvl="1" w:tentative="1">
+      <w:start w:val="1"/>
+      <w:numFmt w:val="bullet"/>
+      <w:lvlText w:val="o"/>
+      <w:lvlJc w:val="left"/>
+      <w:pPr>
+        <w:tabs>
+          <w:tab w:val="num" w:pos="1440"/>
+        </w:tabs>
+        <w:ind w:left="1440" w:hanging="360"/>
+      </w:pPr>
+      <w:rPr>
+        <w:rFonts w:ascii="Courier New" w:hAnsi="Courier New" w:hint="default"/>
+        <w:sz w:val="20"/>
+      </w:rPr>
+    </w:lvl>
+    <w:lvl w:ilvl="2" w:tentative="1">
+      <w:start w:val="1"/>
+      <w:numFmt w:val="bullet"/>
+      <w:lvlText w:val=""/>
+      <w:lvlJc w:val="left"/>
+      <w:pPr>
+        <w:tabs>
+          <w:tab w:val="num" w:pos="2160"/>
+        </w:tabs>
+        <w:ind w:left="2160" w:hanging="360"/>
+      </w:pPr>
+      <w:rPr>
+        <w:rFonts w:ascii="Wingdings" w:hAnsi="Wingdings" w:hint="default"/>
+        <w:sz w:val="20"/>
+      </w:rPr>
+    </w:lvl>
+    <w:lvl w:ilvl="3" w:tentative="1">
+      <w:start w:val="1"/>
+      <w:numFmt w:val="bullet"/>
+      <w:lvlText w:val=""/>
+      <w:lvlJc w:val="left"/>
+      <w:pPr>
+        <w:tabs>
+          <w:tab w:val="num" w:pos="2880"/>
+        </w:tabs>
+        <w:ind w:left="2880" w:hanging="360"/>
+      </w:pPr>
+      <w:rPr>
+        <w:rFonts w:ascii="Wingdings" w:hAnsi="Wingdings" w:hint="default"/>
+        <w:sz w:val="20"/>
+      </w:rPr>
+    </w:lvl>
+    <w:lvl w:ilvl="4" w:tentative="1">
+      <w:start w:val="1"/>
+      <w:numFmt w:val="bullet"/>
+      <w:lvlText w:val=""/>
+      <w:lvlJc w:val="left"/>
+      <w:pPr>
+        <w:tabs>
+          <w:tab w:val="num" w:pos="3600"/>
+        </w:tabs>
+        <w:ind w:left="3600" w:hanging="360"/>
+      </w:pPr>
+      <w:rPr>
+        <w:rFonts w:ascii="Wingdings" w:hAnsi="Wingdings" w:hint="default"/>
+        <w:sz w:val="20"/>
+      </w:rPr>
+    </w:lvl>
+    <w:lvl w:ilvl="5" w:tentative="1">
+      <w:start w:val="1"/>
+      <w:numFmt w:val="bullet"/>
+      <w:lvlText w:val=""/>
+      <w:lvlJc w:val="left"/>
+      <w:pPr>
+        <w:tabs>
+          <w:tab w:val="num" w:pos="4320"/>
+        </w:tabs>
+        <w:ind w:left="4320" w:hanging="360"/>
+      </w:pPr>
+      <w:rPr>
+        <w:rFonts w:ascii="Wingdings" w:hAnsi="Wingdings" w:hint="default"/>
+        <w:sz w:val="20"/>
+      </w:rPr>
+    </w:lvl>
+    <w:lvl w:ilvl="6" w:tentative="1">
+      <w:start w:val="1"/>
+      <w:numFmt w:val="bullet"/>
+      <w:lvlText w:val=""/>
+      <w:lvlJc w:val="left"/>
+      <w:pPr>
+        <w:tabs>
+          <w:tab w:val="num" w:pos="5040"/>
+        </w:tabs>
+        <w:ind w:left="5040" w:hanging="360"/>
+      </w:pPr>
+      <w:rPr>
+        <w:rFonts w:ascii="Wingdings" w:hAnsi="Wingdings" w:hint="default"/>
+        <w:sz w:val="20"/>
+      </w:rPr>
+    </w:lvl>
+    <w:lvl w:ilvl="7" w:tentative="1">
+      <w:start w:val="1"/>
+      <w:numFmt w:val="bullet"/>
+      <w:lvlText w:val=""/>
+      <w:lvlJc w:val="left"/>
+      <w:pPr>
+        <w:tabs>
+          <w:tab w:val="num" w:pos="5760"/>
+        </w:tabs>
+        <w:ind w:left="5760" w:hanging="360"/>
+      </w:pPr>
+      <w:rPr>
+        <w:rFonts w:ascii="Wingdings" w:hAnsi="Wingdings" w:hint="default"/>
+        <w:sz w:val="20"/>
+      </w:rPr>
+    </w:lvl>
+    <w:lvl w:ilvl="8" w:tentative="1">
+      <w:start w:val="1"/>
+      <w:numFmt w:val="bullet"/>
+      <w:lvlText w:val=""/>
+      <w:lvlJc w:val="left"/>
+      <w:pPr>
+        <w:tabs>
+          <w:tab w:val="num" w:pos="6480"/>
+        </w:tabs>
+        <w:ind w:left="6480" w:hanging="360"/>
+      </w:pPr>
+      <w:rPr>
+        <w:rFonts w:ascii="Wingdings" w:hAnsi="Wingdings" w:hint="default"/>
+        <w:sz w:val="20"/>
+      </w:rPr>
+    </w:lvl>
+  </w:abstractNum>
+  <w:abstractNum w:abstractNumId="17" w15:restartNumberingAfterBreak="0">
     <w:nsid w:val="53CA209B"/>
     <w:multiLevelType w:val="hybridMultilevel"/>
     <w:tmpl w:val="2C041E6A"/>
@@ -17554,7 +18187,7 @@
       </w:rPr>
     </w:lvl>
   </w:abstractNum>
-  <w:abstractNum w:abstractNumId="17" w15:restartNumberingAfterBreak="0">
+  <w:abstractNum w:abstractNumId="18" w15:restartNumberingAfterBreak="0">
     <w:nsid w:val="54E51902"/>
     <w:multiLevelType w:val="hybridMultilevel"/>
     <w:tmpl w:val="38D818D6"/>
@@ -17667,7 +18300,7 @@
       </w:rPr>
     </w:lvl>
   </w:abstractNum>
-  <w:abstractNum w:abstractNumId="18" w15:restartNumberingAfterBreak="0">
+  <w:abstractNum w:abstractNumId="19" w15:restartNumberingAfterBreak="0">
     <w:nsid w:val="57C86EE7"/>
     <w:multiLevelType w:val="multilevel"/>
     <w:tmpl w:val="4DE6CDEC"/>
@@ -17816,7 +18449,7 @@
       </w:rPr>
     </w:lvl>
   </w:abstractNum>
-  <w:abstractNum w:abstractNumId="19" w15:restartNumberingAfterBreak="0">
+  <w:abstractNum w:abstractNumId="20" w15:restartNumberingAfterBreak="0">
     <w:nsid w:val="652809B9"/>
     <w:multiLevelType w:val="hybridMultilevel"/>
     <w:tmpl w:val="C10EC632"/>
@@ -17929,7 +18562,7 @@
       </w:rPr>
     </w:lvl>
   </w:abstractNum>
-  <w:abstractNum w:abstractNumId="20" w15:restartNumberingAfterBreak="0">
+  <w:abstractNum w:abstractNumId="21" w15:restartNumberingAfterBreak="0">
     <w:nsid w:val="66871ECE"/>
     <w:multiLevelType w:val="hybridMultilevel"/>
     <w:tmpl w:val="7F74FC56"/>
@@ -18045,7 +18678,7 @@
       </w:pPr>
     </w:lvl>
   </w:abstractNum>
-  <w:abstractNum w:abstractNumId="21" w15:restartNumberingAfterBreak="0">
+  <w:abstractNum w:abstractNumId="22" w15:restartNumberingAfterBreak="0">
     <w:nsid w:val="6ABE5228"/>
     <w:multiLevelType w:val="hybridMultilevel"/>
     <w:tmpl w:val="089EE6D8"/>
@@ -18161,7 +18794,7 @@
       </w:pPr>
     </w:lvl>
   </w:abstractNum>
-  <w:abstractNum w:abstractNumId="22" w15:restartNumberingAfterBreak="0">
+  <w:abstractNum w:abstractNumId="23" w15:restartNumberingAfterBreak="0">
     <w:nsid w:val="6C1D7334"/>
     <w:multiLevelType w:val="hybridMultilevel"/>
     <w:tmpl w:val="7F20929C"/>
@@ -18277,7 +18910,120 @@
       </w:pPr>
     </w:lvl>
   </w:abstractNum>
-  <w:abstractNum w:abstractNumId="23" w15:restartNumberingAfterBreak="0">
+  <w:abstractNum w:abstractNumId="24" w15:restartNumberingAfterBreak="0">
+    <w:nsid w:val="6E78354A"/>
+    <w:multiLevelType w:val="multilevel"/>
+    <w:tmpl w:val="41D8831A"/>
+    <w:lvl w:ilvl="0">
+      <w:start w:val="1"/>
+      <w:numFmt w:val="decimal"/>
+      <w:lvlText w:val="%1."/>
+      <w:lvlJc w:val="left"/>
+      <w:pPr>
+        <w:tabs>
+          <w:tab w:val="num" w:pos="720"/>
+        </w:tabs>
+        <w:ind w:left="720" w:hanging="360"/>
+      </w:pPr>
+    </w:lvl>
+    <w:lvl w:ilvl="1" w:tentative="1">
+      <w:start w:val="1"/>
+      <w:numFmt w:val="decimal"/>
+      <w:lvlText w:val="%2."/>
+      <w:lvlJc w:val="left"/>
+      <w:pPr>
+        <w:tabs>
+          <w:tab w:val="num" w:pos="1440"/>
+        </w:tabs>
+        <w:ind w:left="1440" w:hanging="360"/>
+      </w:pPr>
+    </w:lvl>
+    <w:lvl w:ilvl="2" w:tentative="1">
+      <w:start w:val="1"/>
+      <w:numFmt w:val="decimal"/>
+      <w:lvlText w:val="%3."/>
+      <w:lvlJc w:val="left"/>
+      <w:pPr>
+        <w:tabs>
+          <w:tab w:val="num" w:pos="2160"/>
+        </w:tabs>
+        <w:ind w:left="2160" w:hanging="360"/>
+      </w:pPr>
+    </w:lvl>
+    <w:lvl w:ilvl="3" w:tentative="1">
+      <w:start w:val="1"/>
+      <w:numFmt w:val="decimal"/>
+      <w:lvlText w:val="%4."/>
+      <w:lvlJc w:val="left"/>
+      <w:pPr>
+        <w:tabs>
+          <w:tab w:val="num" w:pos="2880"/>
+        </w:tabs>
+        <w:ind w:left="2880" w:hanging="360"/>
+      </w:pPr>
+    </w:lvl>
+    <w:lvl w:ilvl="4" w:tentative="1">
+      <w:start w:val="1"/>
+      <w:numFmt w:val="decimal"/>
+      <w:lvlText w:val="%5."/>
+      <w:lvlJc w:val="left"/>
+      <w:pPr>
+        <w:tabs>
+          <w:tab w:val="num" w:pos="3600"/>
+        </w:tabs>
+        <w:ind w:left="3600" w:hanging="360"/>
+      </w:pPr>
+    </w:lvl>
+    <w:lvl w:ilvl="5" w:tentative="1">
+      <w:start w:val="1"/>
+      <w:numFmt w:val="decimal"/>
+      <w:lvlText w:val="%6."/>
+      <w:lvlJc w:val="left"/>
+      <w:pPr>
+        <w:tabs>
+          <w:tab w:val="num" w:pos="4320"/>
+        </w:tabs>
+        <w:ind w:left="4320" w:hanging="360"/>
+      </w:pPr>
+    </w:lvl>
+    <w:lvl w:ilvl="6" w:tentative="1">
+      <w:start w:val="1"/>
+      <w:numFmt w:val="decimal"/>
+      <w:lvlText w:val="%7."/>
+      <w:lvlJc w:val="left"/>
+      <w:pPr>
+        <w:tabs>
+          <w:tab w:val="num" w:pos="5040"/>
+        </w:tabs>
+        <w:ind w:left="5040" w:hanging="360"/>
+      </w:pPr>
+    </w:lvl>
+    <w:lvl w:ilvl="7" w:tentative="1">
+      <w:start w:val="1"/>
+      <w:numFmt w:val="decimal"/>
+      <w:lvlText w:val="%8."/>
+      <w:lvlJc w:val="left"/>
+      <w:pPr>
+        <w:tabs>
+          <w:tab w:val="num" w:pos="5760"/>
+        </w:tabs>
+        <w:ind w:left="5760" w:hanging="360"/>
+      </w:pPr>
+    </w:lvl>
+    <w:lvl w:ilvl="8" w:tentative="1">
+      <w:start w:val="1"/>
+      <w:numFmt w:val="decimal"/>
+      <w:lvlText w:val="%9."/>
+      <w:lvlJc w:val="left"/>
+      <w:pPr>
+        <w:tabs>
+          <w:tab w:val="num" w:pos="6480"/>
+        </w:tabs>
+        <w:ind w:left="6480" w:hanging="360"/>
+      </w:pPr>
+    </w:lvl>
+  </w:abstractNum>
+  <w:abstractNum w:abstractNumId="25" w15:restartNumberingAfterBreak="0">
     <w:nsid w:val="72904C79"/>
     <w:multiLevelType w:val="hybridMultilevel"/>
     <w:tmpl w:val="EB328896"/>
@@ -18417,7 +19163,7 @@
       </w:rPr>
     </w:lvl>
   </w:abstractNum>
-  <w:abstractNum w:abstractNumId="24" w15:restartNumberingAfterBreak="0">
+  <w:abstractNum w:abstractNumId="26" w15:restartNumberingAfterBreak="0">
     <w:nsid w:val="7ACC392C"/>
     <w:multiLevelType w:val="hybridMultilevel"/>
     <w:tmpl w:val="F282F7F0"/>
@@ -18557,7 +19303,7 @@
       </w:rPr>
     </w:lvl>
   </w:abstractNum>
-  <w:abstractNum w:abstractNumId="25" w15:restartNumberingAfterBreak="0">
+  <w:abstractNum w:abstractNumId="27" w15:restartNumberingAfterBreak="0">
     <w:nsid w:val="7CD54937"/>
     <w:multiLevelType w:val="hybridMultilevel"/>
     <w:tmpl w:val="1AB0305A"/>
@@ -18701,7 +19447,7 @@
     <w:abstractNumId w:val="13"/>
   </w:num>
   <w:num w:numId="2" w16cid:durableId="341593984">
-    <w:abstractNumId w:val="18"/>
+    <w:abstractNumId w:val="19"/>
   </w:num>
   <w:num w:numId="3" w16cid:durableId="1198274717">
     <w:abstractNumId w:val="3"/>
@@ -18716,22 +19462,22 @@
     <w:abstractNumId w:val="4"/>
   </w:num>
   <w:num w:numId="7" w16cid:durableId="748890138">
-    <w:abstractNumId w:val="20"/>
+    <w:abstractNumId w:val="21"/>
   </w:num>
   <w:num w:numId="8" w16cid:durableId="1472333470">
     <w:abstractNumId w:val="9"/>
   </w:num>
   <w:num w:numId="9" w16cid:durableId="275262047">
-    <w:abstractNumId w:val="21"/>
+    <w:abstractNumId w:val="22"/>
   </w:num>
   <w:num w:numId="10" w16cid:durableId="45028862">
     <w:abstractNumId w:val="0"/>
   </w:num>
   <w:num w:numId="11" w16cid:durableId="1599216226">
-    <w:abstractNumId w:val="23"/>
+    <w:abstractNumId w:val="25"/>
   </w:num>
   <w:num w:numId="12" w16cid:durableId="577709266">
-    <w:abstractNumId w:val="24"/>
+    <w:abstractNumId w:val="26"/>
   </w:num>
   <w:num w:numId="13" w16cid:durableId="573317473">
     <w:abstractNumId w:val="6"/>
@@ -18740,43 +19486,43 @@
     <w:abstractNumId w:val="2"/>
   </w:num>
   <w:num w:numId="15" w16cid:durableId="850224855">
-    <w:abstractNumId w:val="25"/>
+    <w:abstractNumId w:val="27"/>
   </w:num>
   <w:num w:numId="16" w16cid:durableId="33313151">
     <w:abstractNumId w:val="7"/>
   </w:num>
   <w:num w:numId="17" w16cid:durableId="1896312137">
-    <w:abstractNumId w:val="18"/>
+    <w:abstractNumId w:val="19"/>
   </w:num>
   <w:num w:numId="18" w16cid:durableId="1676301043">
-    <w:abstractNumId w:val="22"/>
+    <w:abstractNumId w:val="23"/>
   </w:num>
   <w:num w:numId="19" w16cid:durableId="1046371605">
-    <w:abstractNumId w:val="18"/>
+    <w:abstractNumId w:val="19"/>
   </w:num>
   <w:num w:numId="20" w16cid:durableId="1298757354">
-    <w:abstractNumId w:val="18"/>
+    <w:abstractNumId w:val="19"/>
   </w:num>
   <w:num w:numId="21" w16cid:durableId="1342973297">
-    <w:abstractNumId w:val="18"/>
+    <w:abstractNumId w:val="19"/>
   </w:num>
   <w:num w:numId="22" w16cid:durableId="1356154453">
-    <w:abstractNumId w:val="18"/>
+    <w:abstractNumId w:val="19"/>
   </w:num>
   <w:num w:numId="23" w16cid:durableId="759374338">
-    <w:abstractNumId w:val="18"/>
+    <w:abstractNumId w:val="19"/>
   </w:num>
   <w:num w:numId="24" w16cid:durableId="605189939">
+    <w:abstractNumId w:val="20"/>
+  </w:num>
+  <w:num w:numId="25" w16cid:durableId="877081835">
     <w:abstractNumId w:val="19"/>
   </w:num>
-  <w:num w:numId="25" w16cid:durableId="877081835">
-    <w:abstractNumId w:val="18"/>
-  </w:num>
   <w:num w:numId="26" w16cid:durableId="2054962729">
-    <w:abstractNumId w:val="18"/>
+    <w:abstractNumId w:val="19"/>
   </w:num>
   <w:num w:numId="27" w16cid:durableId="965354349">
-    <w:abstractNumId w:val="17"/>
+    <w:abstractNumId w:val="18"/>
   </w:num>
   <w:num w:numId="28" w16cid:durableId="1250966446">
     <w:abstractNumId w:val="14"/>
@@ -18794,10 +19540,16 @@
     <w:abstractNumId w:val="5"/>
   </w:num>
   <w:num w:numId="33" w16cid:durableId="507407355">
-    <w:abstractNumId w:val="16"/>
+    <w:abstractNumId w:val="17"/>
   </w:num>
   <w:num w:numId="34" w16cid:durableId="247883706">
     <w:abstractNumId w:val="11"/>
+  </w:num>
+  <w:num w:numId="35" w16cid:durableId="1153644038">
+    <w:abstractNumId w:val="16"/>
+  </w:num>
+  <w:num w:numId="36" w16cid:durableId="1906916062">
+    <w:abstractNumId w:val="24"/>
   </w:num>
   <w:numIdMacAtCleanup w:val="14"/>
 </w:numbering>
@@ -19399,7 +20151,6 @@
   <w:style w:type="character" w:default="1" w:styleId="Carpredefinitoparagrafo">
     <w:name w:val="Default Paragraph Font"/>
     <w:uiPriority w:val="1"/>
-    <w:semiHidden/>
     <w:unhideWhenUsed/>
   </w:style>
   <w:style w:type="table" w:default="1" w:styleId="Tabellanormale">
